--- a/lessons/6-2/downloads/6-2-notes-teacher-l1.docx
+++ b/lessons/6-2/downloads/6-2-notes-teacher-l1.docx
@@ -2992,7 +2992,7 @@
           <w:sz w:val="20"/>
           <w:szCs w:val="20"/>
         </w:rPr>
-        <w:t xml:space="preserve">A)  5/3</w:t>
+        <w:t xml:space="preserve">A)  1/3</w:t>
       </w:r>
     </w:p>
     <w:p>
@@ -3018,7 +3018,7 @@
           <w:sz w:val="20"/>
           <w:szCs w:val="20"/>
         </w:rPr>
-        <w:t xml:space="preserve">C)  5/5</w:t>
+        <w:t xml:space="preserve">C)  5/3</w:t>
       </w:r>
     </w:p>
     <w:p>
@@ -3031,7 +3031,7 @@
           <w:sz w:val="20"/>
           <w:szCs w:val="20"/>
         </w:rPr>
-        <w:t xml:space="preserve">D)  1/3</w:t>
+        <w:t xml:space="preserve">D)  5/5</w:t>
       </w:r>
     </w:p>
     <w:p>
@@ -3099,7 +3099,7 @@
           <w:sz w:val="21"/>
           <w:szCs w:val="21"/>
         </w:rPr>
-        <w:t xml:space="preserve">A. 5/3</w:t>
+        <w:t xml:space="preserve">C. 5/3</w:t>
       </w:r>
     </w:p>
     <w:p>
@@ -3182,7 +3182,7 @@
           <w:sz w:val="20"/>
           <w:szCs w:val="20"/>
         </w:rPr>
-        <w:t xml:space="preserve">A)  2</w:t>
+        <w:t xml:space="preserve">A)  1/8</w:t>
       </w:r>
     </w:p>
     <w:p>
@@ -3195,7 +3195,7 @@
           <w:sz w:val="20"/>
           <w:szCs w:val="20"/>
         </w:rPr>
-        <w:t xml:space="preserve">B)  1/8</w:t>
+        <w:t xml:space="preserve">B)  1/2</w:t>
       </w:r>
     </w:p>
     <w:p>
@@ -3208,7 +3208,7 @@
           <w:sz w:val="20"/>
           <w:szCs w:val="20"/>
         </w:rPr>
-        <w:t xml:space="preserve">C)  4</w:t>
+        <w:t xml:space="preserve">C)  2</w:t>
       </w:r>
     </w:p>
     <w:p>
@@ -3221,7 +3221,7 @@
           <w:sz w:val="20"/>
           <w:szCs w:val="20"/>
         </w:rPr>
-        <w:t xml:space="preserve">D)  1/2</w:t>
+        <w:t xml:space="preserve">D)  4</w:t>
       </w:r>
     </w:p>
     <w:p>
@@ -3951,7 +3951,7 @@
           <w:sz w:val="20"/>
           <w:szCs w:val="20"/>
         </w:rPr>
-        <w:t xml:space="preserve">A)  6</w:t>
+        <w:t xml:space="preserve">A)  3/32</w:t>
       </w:r>
     </w:p>
     <w:p>
@@ -3964,7 +3964,7 @@
           <w:sz w:val="20"/>
           <w:szCs w:val="20"/>
         </w:rPr>
-        <w:t xml:space="preserve">B)  3/32</w:t>
+        <w:t xml:space="preserve">B)  6</w:t>
       </w:r>
     </w:p>
     <w:p>
@@ -4211,7 +4211,7 @@
           <w:sz w:val="20"/>
           <w:szCs w:val="20"/>
         </w:rPr>
-        <w:t xml:space="preserve">A)  2</w:t>
+        <w:t xml:space="preserve">A)  1/2</w:t>
       </w:r>
     </w:p>
     <w:p>
@@ -4224,7 +4224,7 @@
           <w:sz w:val="20"/>
           <w:szCs w:val="20"/>
         </w:rPr>
-        <w:t xml:space="preserve">B)  2/9</w:t>
+        <w:t xml:space="preserve">B)  2</w:t>
       </w:r>
     </w:p>
     <w:p>
@@ -4237,7 +4237,7 @@
           <w:sz w:val="20"/>
           <w:szCs w:val="20"/>
         </w:rPr>
-        <w:t xml:space="preserve">C)  1/2</w:t>
+        <w:t xml:space="preserve">C)  2/9</w:t>
       </w:r>
     </w:p>
     <w:p>
@@ -4374,7 +4374,7 @@
           <w:sz w:val="21"/>
           <w:szCs w:val="21"/>
         </w:rPr>
-        <w:t xml:space="preserve">A)  10</w:t>
+        <w:t xml:space="preserve">A)  5/72</w:t>
       </w:r>
     </w:p>
     <w:p>
@@ -4387,7 +4387,7 @@
           <w:sz w:val="21"/>
           <w:szCs w:val="21"/>
         </w:rPr>
-        <w:t xml:space="preserve">B)  5/72</w:t>
+        <w:t xml:space="preserve">B)  5/6</w:t>
       </w:r>
     </w:p>
     <w:p>
@@ -4400,7 +4400,7 @@
           <w:sz w:val="21"/>
           <w:szCs w:val="21"/>
         </w:rPr>
-        <w:t xml:space="preserve">C)  5/6</w:t>
+        <w:t xml:space="preserve">C)  10</w:t>
       </w:r>
     </w:p>
     <w:p>
@@ -4679,7 +4679,7 @@
           <w:sz w:val="21"/>
           <w:szCs w:val="21"/>
         </w:rPr>
-        <w:t xml:space="preserve">A. 5/3</w:t>
+        <w:t xml:space="preserve">C. 5/3</w:t>
       </w:r>
     </w:p>
     <w:p>
@@ -4700,7 +4700,7 @@
           <w:sz w:val="21"/>
           <w:szCs w:val="21"/>
         </w:rPr>
-        <w:t xml:space="preserve">A. 2</w:t>
+        <w:t xml:space="preserve">C. 2</w:t>
       </w:r>
     </w:p>
     <w:p>
@@ -4778,7 +4778,7 @@
           <w:sz w:val="21"/>
           <w:szCs w:val="21"/>
         </w:rPr>
-        <w:t xml:space="preserve">A)  6</w:t>
+        <w:t xml:space="preserve">B)  6</w:t>
       </w:r>
       <w:r>
         <w:rPr>
@@ -4840,7 +4840,7 @@
           <w:sz w:val="21"/>
           <w:szCs w:val="21"/>
         </w:rPr>
-        <w:t xml:space="preserve">A)  2</w:t>
+        <w:t xml:space="preserve">B)  2</w:t>
       </w:r>
       <w:r>
         <w:rPr>
@@ -4887,7 +4887,7 @@
           <w:sz w:val="21"/>
           <w:szCs w:val="21"/>
         </w:rPr>
-        <w:t xml:space="preserve">A)  4 scoops</w:t>
+        <w:t xml:space="preserve">C)  4 scoops</w:t>
       </w:r>
       <w:r>
         <w:rPr>
@@ -4925,7 +4925,7 @@
           <w:sz w:val="21"/>
           <w:szCs w:val="21"/>
         </w:rPr>
-        <w:t xml:space="preserve">A)  10</w:t>
+        <w:t xml:space="preserve">C)  10</w:t>
       </w:r>
       <w:r>
         <w:rPr>

--- a/lessons/6-2/downloads/6-2-notes-teacher-l1.docx
+++ b/lessons/6-2/downloads/6-2-notes-teacher-l1.docx
@@ -195,7 +195,7 @@
                 <w:sz w:val="20"/>
                 <w:szCs w:val="20"/>
               </w:rPr>
-              <w:t xml:space="preserve">I can divide a fraction by a fraction and divide with mixed numbers by multiplying by the reciprocal.</w:t>
+              <w:t xml:space="preserve">I can explain what dividing a fraction by a fraction means, find the quotient with common denominators or by multiplying by the reciprocal, and check it by multiplying.</w:t>
             </w:r>
           </w:p>
           <w:p>
@@ -217,7 +217,7 @@
                 <w:sz w:val="20"/>
                 <w:szCs w:val="20"/>
               </w:rPr>
-              <w:t xml:space="preserve">I can explain the steps using the words reciprocal, improper fraction, mixed number, and simplify.</w:t>
+              <w:t xml:space="preserve">I can explain why multiplying by the reciprocal works, using the words reciprocal, improper fraction, mixed number, and simplify.</w:t>
             </w:r>
           </w:p>
         </w:tc>
@@ -264,25 +264,141 @@
           <w:sz w:val="19"/>
           <w:szCs w:val="19"/>
         </w:rPr>
-        <w:t xml:space="preserve">Look at the picture, read the word, then read what it means.</w:t>
+        <w:t xml:space="preserve">Review each concept term, definition, non-example, and visual clue.</w:t>
       </w:r>
     </w:p>
     <w:tbl>
       <w:tblPr>
-        <w:tblW w:type="pct" w:w="100%"/>
+        <w:tblW w:type="dxa" w:w="9360"/>
         <w:tblBorders>
-          <w:top w:val="none" w:color="FFFFFF" w:sz="0"/>
-          <w:left w:val="none" w:color="FFFFFF" w:sz="0"/>
-          <w:bottom w:val="single" w:color="C7D2DD" w:sz="4"/>
-          <w:right w:val="none" w:color="FFFFFF" w:sz="0"/>
-          <w:insideH w:val="none" w:color="FFFFFF" w:sz="0"/>
-          <w:insideV w:val="none" w:color="FFFFFF" w:sz="0"/>
+          <w:top w:val="single" w:color="C7D2DD" w:sz="6"/>
+          <w:left w:val="single" w:color="C7D2DD" w:sz="6"/>
+          <w:bottom w:val="single" w:color="C7D2DD" w:sz="6"/>
+          <w:right w:val="single" w:color="C7D2DD" w:sz="6"/>
+          <w:insideH w:val="single" w:color="C7D2DD" w:sz="6"/>
+          <w:insideV w:val="single" w:color="C7D2DD" w:sz="6"/>
         </w:tblBorders>
       </w:tblPr>
       <w:tblGrid>
         <w:gridCol w:w="1800"/>
-        <w:gridCol w:w="7560"/>
+        <w:gridCol w:w="3160"/>
+        <w:gridCol w:w="2200"/>
+        <w:gridCol w:w="2200"/>
       </w:tblGrid>
+      <w:tr>
+        <w:trPr>
+          <w:cantSplit/>
+          <w:tblHeader/>
+        </w:trPr>
+        <w:tc>
+          <w:tcPr>
+            <w:tcW w:type="dxa" w:w="1800"/>
+            <w:shd w:fill="EEF4F8" w:color="auto" w:val="clear"/>
+            <w:tcMar>
+              <w:top w:type="dxa" w:w="80"/>
+              <w:left w:type="dxa" w:w="100"/>
+              <w:bottom w:type="dxa" w:w="80"/>
+              <w:right w:type="dxa" w:w="100"/>
+            </w:tcMar>
+          </w:tcPr>
+          <w:p>
+            <w:pPr>
+              <w:spacing w:after="0"/>
+            </w:pPr>
+            <w:r>
+              <w:rPr>
+                <w:b/>
+                <w:bCs/>
+                <w:color w:val="12355B"/>
+                <w:sz w:val="19"/>
+                <w:szCs w:val="19"/>
+              </w:rPr>
+              <w:t xml:space="preserve">Concept Term</w:t>
+            </w:r>
+          </w:p>
+        </w:tc>
+        <w:tc>
+          <w:tcPr>
+            <w:tcW w:type="dxa" w:w="3160"/>
+            <w:shd w:fill="EEF4F8" w:color="auto" w:val="clear"/>
+            <w:tcMar>
+              <w:top w:type="dxa" w:w="80"/>
+              <w:left w:type="dxa" w:w="100"/>
+              <w:bottom w:type="dxa" w:w="80"/>
+              <w:right w:type="dxa" w:w="100"/>
+            </w:tcMar>
+          </w:tcPr>
+          <w:p>
+            <w:pPr>
+              <w:spacing w:after="0"/>
+            </w:pPr>
+            <w:r>
+              <w:rPr>
+                <w:b/>
+                <w:bCs/>
+                <w:color w:val="12355B"/>
+                <w:sz w:val="19"/>
+                <w:szCs w:val="19"/>
+              </w:rPr>
+              <w:t xml:space="preserve">Student-Friendly Definition</w:t>
+            </w:r>
+          </w:p>
+        </w:tc>
+        <w:tc>
+          <w:tcPr>
+            <w:tcW w:type="dxa" w:w="2200"/>
+            <w:shd w:fill="EEF4F8" w:color="auto" w:val="clear"/>
+            <w:tcMar>
+              <w:top w:type="dxa" w:w="80"/>
+              <w:left w:type="dxa" w:w="100"/>
+              <w:bottom w:type="dxa" w:w="80"/>
+              <w:right w:type="dxa" w:w="100"/>
+            </w:tcMar>
+          </w:tcPr>
+          <w:p>
+            <w:pPr>
+              <w:spacing w:after="0"/>
+            </w:pPr>
+            <w:r>
+              <w:rPr>
+                <w:b/>
+                <w:bCs/>
+                <w:color w:val="12355B"/>
+                <w:sz w:val="19"/>
+                <w:szCs w:val="19"/>
+              </w:rPr>
+              <w:t xml:space="preserve">Non-Example</w:t>
+            </w:r>
+          </w:p>
+        </w:tc>
+        <w:tc>
+          <w:tcPr>
+            <w:tcW w:type="dxa" w:w="2200"/>
+            <w:shd w:fill="EEF4F8" w:color="auto" w:val="clear"/>
+            <w:tcMar>
+              <w:top w:type="dxa" w:w="80"/>
+              <w:left w:type="dxa" w:w="100"/>
+              <w:bottom w:type="dxa" w:w="80"/>
+              <w:right w:type="dxa" w:w="100"/>
+            </w:tcMar>
+          </w:tcPr>
+          <w:p>
+            <w:pPr>
+              <w:spacing w:after="0"/>
+            </w:pPr>
+            <w:r>
+              <w:rPr>
+                <w:b/>
+                <w:bCs/>
+                <w:color w:val="12355B"/>
+                <w:sz w:val="19"/>
+                <w:szCs w:val="19"/>
+              </w:rPr>
+              <w:t xml:space="preserve">Visual Clue</w:t>
+            </w:r>
+          </w:p>
+        </w:tc>
+      </w:tr>
       <w:tr>
         <w:trPr>
           <w:cantSplit/>
@@ -291,22 +407,126 @@
           <w:tcPr>
             <w:tcW w:type="dxa" w:w="1800"/>
             <w:tcMar>
-              <w:top w:type="dxa" w:w="100"/>
-              <w:left w:type="dxa" w:w="40"/>
-              <w:bottom w:type="dxa" w:w="100"/>
-              <w:right w:type="dxa" w:w="120"/>
+              <w:top w:type="dxa" w:w="80"/>
+              <w:left w:type="dxa" w:w="100"/>
+              <w:bottom w:type="dxa" w:w="80"/>
+              <w:right w:type="dxa" w:w="100"/>
             </w:tcMar>
-            <w:vAlign w:val="center"/>
+            <w:vAlign w:val="top"/>
           </w:tcPr>
           <w:p>
             <w:pPr>
+              <w:spacing w:after="30"/>
+            </w:pPr>
+            <w:r>
+              <w:rPr>
+                <w:b/>
+                <w:bCs/>
+                <w:color w:val="12355B"/>
+                <w:sz w:val="21"/>
+                <w:szCs w:val="21"/>
+              </w:rPr>
+              <w:t xml:space="preserve">Divide Fractions</w:t>
+            </w:r>
+          </w:p>
+          <w:p>
+            <w:pPr>
               <w:spacing w:after="0"/>
+            </w:pPr>
+            <w:r>
+              <w:rPr>
+                <w:i/>
+                <w:iCs/>
+                <w:color w:val="5F6F80"/>
+                <w:sz w:val="18"/>
+                <w:szCs w:val="18"/>
+              </w:rPr>
+              <w:t xml:space="preserve">Dividir fracciones</w:t>
+            </w:r>
+          </w:p>
+        </w:tc>
+        <w:tc>
+          <w:tcPr>
+            <w:tcW w:type="dxa" w:w="3160"/>
+            <w:tcMar>
+              <w:top w:type="dxa" w:w="80"/>
+              <w:left w:type="dxa" w:w="100"/>
+              <w:bottom w:type="dxa" w:w="80"/>
+              <w:right w:type="dxa" w:w="100"/>
+            </w:tcMar>
+            <w:vAlign w:val="top"/>
+          </w:tcPr>
+          <w:p>
+            <w:pPr>
+              <w:spacing w:after="0"/>
+            </w:pPr>
+            <w:r>
+              <w:rPr>
+                <w:sz w:val="20"/>
+                <w:szCs w:val="20"/>
+              </w:rPr>
+              <w:t xml:space="preserve">Multiply the first fraction by the reciprocal of the second fraction.</w:t>
+            </w:r>
+          </w:p>
+        </w:tc>
+        <w:tc>
+          <w:tcPr>
+            <w:tcW w:type="dxa" w:w="2200"/>
+            <w:tcMar>
+              <w:top w:type="dxa" w:w="80"/>
+              <w:left w:type="dxa" w:w="100"/>
+              <w:bottom w:type="dxa" w:w="80"/>
+              <w:right w:type="dxa" w:w="100"/>
+            </w:tcMar>
+            <w:vAlign w:val="top"/>
+          </w:tcPr>
+          <w:p>
+            <w:pPr>
+              <w:spacing w:after="40"/>
+            </w:pPr>
+            <w:r>
+              <w:rPr>
+                <w:i/>
+                <w:iCs/>
+                <w:color w:val="5F6F80"/>
+                <w:sz w:val="19"/>
+                <w:szCs w:val="19"/>
+              </w:rPr>
+              <w:t xml:space="preserve">Not Divide Fractions: write a counter-example that breaks the definition.</w:t>
+            </w:r>
+          </w:p>
+          <w:p>
+            <w:pPr>
+              <w:pBdr>
+                <w:bottom w:val="single" w:color="AFBECC" w:sz="6"/>
+              </w:pBdr>
+              <w:spacing w:after="30" w:before="150"/>
+            </w:pPr>
+            <w:r>
+              <w:t xml:space="preserve"/>
+            </w:r>
+          </w:p>
+        </w:tc>
+        <w:tc>
+          <w:tcPr>
+            <w:tcW w:type="dxa" w:w="2200"/>
+            <w:tcMar>
+              <w:top w:type="dxa" w:w="80"/>
+              <w:left w:type="dxa" w:w="100"/>
+              <w:bottom w:type="dxa" w:w="80"/>
+              <w:right w:type="dxa" w:w="100"/>
+            </w:tcMar>
+            <w:vAlign w:val="top"/>
+          </w:tcPr>
+          <w:p>
+            <w:pPr>
+              <w:spacing w:after="40"/>
               <w:jc w:val="center"/>
             </w:pPr>
             <w:r>
               <w:drawing>
                 <wp:inline distT="0" distB="0" distL="0" distR="0">
-                  <wp:extent cx="1047750" cy="790575"/>
+                  <wp:extent cx="876300" cy="657225"/>
                   <wp:effectExtent t="0" r="0" b="0" l="0"/>
                   <wp:docPr id="1" name="" descr="" title=""/>
                   <wp:cNvGraphicFramePr>
@@ -331,7 +551,7 @@
                         <pic:spPr bwMode="auto">
                           <a:xfrm>
                             <a:off x="0" y="0"/>
-                            <a:ext cx="1047750" cy="790575"/>
+                            <a:ext cx="876300" cy="657225"/>
                           </a:xfrm>
                           <a:prstGeom prst="rect">
                             <a:avLst/>
@@ -344,69 +564,10 @@
               </w:drawing>
             </w:r>
           </w:p>
-        </w:tc>
-        <w:tc>
-          <w:tcPr>
-            <w:tcW w:type="dxa" w:w="7560"/>
-            <w:tcMar>
-              <w:top w:type="dxa" w:w="100"/>
-              <w:left w:type="dxa" w:w="40"/>
-              <w:bottom w:type="dxa" w:w="100"/>
-              <w:right w:type="dxa" w:w="40"/>
-            </w:tcMar>
-            <w:vAlign w:val="center"/>
-          </w:tcPr>
-          <w:p>
-            <w:pPr>
-              <w:spacing w:after="50"/>
-            </w:pPr>
-            <w:r>
-              <w:rPr>
-                <w:b/>
-                <w:bCs/>
-                <w:color w:val="12355B"/>
-                <w:sz w:val="24"/>
-                <w:szCs w:val="24"/>
-              </w:rPr>
-              <w:t xml:space="preserve">Divide Fractions</w:t>
-            </w:r>
-            <w:r>
-              <w:rPr>
-                <w:i/>
-                <w:iCs/>
-                <w:color w:val="5F6F80"/>
-                <w:sz w:val="19"/>
-                <w:szCs w:val="19"/>
-              </w:rPr>
-              <w:t xml:space="preserve">   Dividir fracciones</w:t>
-            </w:r>
-          </w:p>
-          <w:p>
-            <w:pPr>
-              <w:spacing w:after="40"/>
-            </w:pPr>
-            <w:r>
-              <w:rPr>
-                <w:sz w:val="21"/>
-                <w:szCs w:val="21"/>
-              </w:rPr>
-              <w:t xml:space="preserve">Multiply the first fraction by the reciprocal of the second fraction.</w:t>
-            </w:r>
-          </w:p>
           <w:p>
             <w:pPr>
               <w:spacing w:after="0"/>
             </w:pPr>
-            <w:r>
-              <w:rPr>
-                <w:b/>
-                <w:bCs/>
-                <w:color w:val="1FA6A2"/>
-                <w:sz w:val="18"/>
-                <w:szCs w:val="18"/>
-              </w:rPr>
-              <w:t xml:space="preserve">Example:  </w:t>
-            </w:r>
             <w:r>
               <w:rPr>
                 <w:i/>
@@ -420,23 +581,6 @@
           </w:p>
         </w:tc>
       </w:tr>
-    </w:tbl>
-    <w:tbl>
-      <w:tblPr>
-        <w:tblW w:type="pct" w:w="100%"/>
-        <w:tblBorders>
-          <w:top w:val="none" w:color="FFFFFF" w:sz="0"/>
-          <w:left w:val="none" w:color="FFFFFF" w:sz="0"/>
-          <w:bottom w:val="single" w:color="C7D2DD" w:sz="4"/>
-          <w:right w:val="none" w:color="FFFFFF" w:sz="0"/>
-          <w:insideH w:val="none" w:color="FFFFFF" w:sz="0"/>
-          <w:insideV w:val="none" w:color="FFFFFF" w:sz="0"/>
-        </w:tblBorders>
-      </w:tblPr>
-      <w:tblGrid>
-        <w:gridCol w:w="1800"/>
-        <w:gridCol w:w="7560"/>
-      </w:tblGrid>
       <w:tr>
         <w:trPr>
           <w:cantSplit/>
@@ -445,22 +589,126 @@
           <w:tcPr>
             <w:tcW w:type="dxa" w:w="1800"/>
             <w:tcMar>
-              <w:top w:type="dxa" w:w="100"/>
-              <w:left w:type="dxa" w:w="40"/>
-              <w:bottom w:type="dxa" w:w="100"/>
-              <w:right w:type="dxa" w:w="120"/>
+              <w:top w:type="dxa" w:w="80"/>
+              <w:left w:type="dxa" w:w="100"/>
+              <w:bottom w:type="dxa" w:w="80"/>
+              <w:right w:type="dxa" w:w="100"/>
             </w:tcMar>
-            <w:vAlign w:val="center"/>
+            <w:vAlign w:val="top"/>
           </w:tcPr>
           <w:p>
             <w:pPr>
+              <w:spacing w:after="30"/>
+            </w:pPr>
+            <w:r>
+              <w:rPr>
+                <w:b/>
+                <w:bCs/>
+                <w:color w:val="12355B"/>
+                <w:sz w:val="21"/>
+                <w:szCs w:val="21"/>
+              </w:rPr>
+              <w:t xml:space="preserve">Dividend</w:t>
+            </w:r>
+          </w:p>
+          <w:p>
+            <w:pPr>
               <w:spacing w:after="0"/>
+            </w:pPr>
+            <w:r>
+              <w:rPr>
+                <w:i/>
+                <w:iCs/>
+                <w:color w:val="5F6F80"/>
+                <w:sz w:val="18"/>
+                <w:szCs w:val="18"/>
+              </w:rPr>
+              <w:t xml:space="preserve">Dividendo</w:t>
+            </w:r>
+          </w:p>
+        </w:tc>
+        <w:tc>
+          <w:tcPr>
+            <w:tcW w:type="dxa" w:w="3160"/>
+            <w:tcMar>
+              <w:top w:type="dxa" w:w="80"/>
+              <w:left w:type="dxa" w:w="100"/>
+              <w:bottom w:type="dxa" w:w="80"/>
+              <w:right w:type="dxa" w:w="100"/>
+            </w:tcMar>
+            <w:vAlign w:val="top"/>
+          </w:tcPr>
+          <w:p>
+            <w:pPr>
+              <w:spacing w:after="0"/>
+            </w:pPr>
+            <w:r>
+              <w:rPr>
+                <w:sz w:val="20"/>
+                <w:szCs w:val="20"/>
+              </w:rPr>
+              <w:t xml:space="preserve">The total number being divided into equal groups (the number inside the division bracket).</w:t>
+            </w:r>
+          </w:p>
+        </w:tc>
+        <w:tc>
+          <w:tcPr>
+            <w:tcW w:type="dxa" w:w="2200"/>
+            <w:tcMar>
+              <w:top w:type="dxa" w:w="80"/>
+              <w:left w:type="dxa" w:w="100"/>
+              <w:bottom w:type="dxa" w:w="80"/>
+              <w:right w:type="dxa" w:w="100"/>
+            </w:tcMar>
+            <w:vAlign w:val="top"/>
+          </w:tcPr>
+          <w:p>
+            <w:pPr>
+              <w:spacing w:after="40"/>
+            </w:pPr>
+            <w:r>
+              <w:rPr>
+                <w:i/>
+                <w:iCs/>
+                <w:color w:val="5F6F80"/>
+                <w:sz w:val="19"/>
+                <w:szCs w:val="19"/>
+              </w:rPr>
+              <w:t xml:space="preserve">Not Dividend: write a counter-example that breaks the definition.</w:t>
+            </w:r>
+          </w:p>
+          <w:p>
+            <w:pPr>
+              <w:pBdr>
+                <w:bottom w:val="single" w:color="AFBECC" w:sz="6"/>
+              </w:pBdr>
+              <w:spacing w:after="30" w:before="150"/>
+            </w:pPr>
+            <w:r>
+              <w:t xml:space="preserve"/>
+            </w:r>
+          </w:p>
+        </w:tc>
+        <w:tc>
+          <w:tcPr>
+            <w:tcW w:type="dxa" w:w="2200"/>
+            <w:tcMar>
+              <w:top w:type="dxa" w:w="80"/>
+              <w:left w:type="dxa" w:w="100"/>
+              <w:bottom w:type="dxa" w:w="80"/>
+              <w:right w:type="dxa" w:w="100"/>
+            </w:tcMar>
+            <w:vAlign w:val="top"/>
+          </w:tcPr>
+          <w:p>
+            <w:pPr>
+              <w:spacing w:after="40"/>
               <w:jc w:val="center"/>
             </w:pPr>
             <w:r>
               <w:drawing>
                 <wp:inline distT="0" distB="0" distL="0" distR="0">
-                  <wp:extent cx="1047750" cy="790575"/>
+                  <wp:extent cx="876300" cy="657225"/>
                   <wp:effectExtent t="0" r="0" b="0" l="0"/>
                   <wp:docPr id="1" name="" descr="" title=""/>
                   <wp:cNvGraphicFramePr>
@@ -485,7 +733,7 @@
                         <pic:spPr bwMode="auto">
                           <a:xfrm>
                             <a:off x="0" y="0"/>
-                            <a:ext cx="1047750" cy="790575"/>
+                            <a:ext cx="876300" cy="657225"/>
                           </a:xfrm>
                           <a:prstGeom prst="rect">
                             <a:avLst/>
@@ -498,69 +746,10 @@
               </w:drawing>
             </w:r>
           </w:p>
-        </w:tc>
-        <w:tc>
-          <w:tcPr>
-            <w:tcW w:type="dxa" w:w="7560"/>
-            <w:tcMar>
-              <w:top w:type="dxa" w:w="100"/>
-              <w:left w:type="dxa" w:w="40"/>
-              <w:bottom w:type="dxa" w:w="100"/>
-              <w:right w:type="dxa" w:w="40"/>
-            </w:tcMar>
-            <w:vAlign w:val="center"/>
-          </w:tcPr>
-          <w:p>
-            <w:pPr>
-              <w:spacing w:after="50"/>
-            </w:pPr>
-            <w:r>
-              <w:rPr>
-                <w:b/>
-                <w:bCs/>
-                <w:color w:val="12355B"/>
-                <w:sz w:val="24"/>
-                <w:szCs w:val="24"/>
-              </w:rPr>
-              <w:t xml:space="preserve">Dividend</w:t>
-            </w:r>
-            <w:r>
-              <w:rPr>
-                <w:i/>
-                <w:iCs/>
-                <w:color w:val="5F6F80"/>
-                <w:sz w:val="19"/>
-                <w:szCs w:val="19"/>
-              </w:rPr>
-              <w:t xml:space="preserve">   Dividendo</w:t>
-            </w:r>
-          </w:p>
-          <w:p>
-            <w:pPr>
-              <w:spacing w:after="40"/>
-            </w:pPr>
-            <w:r>
-              <w:rPr>
-                <w:sz w:val="21"/>
-                <w:szCs w:val="21"/>
-              </w:rPr>
-              <w:t xml:space="preserve">The total number being divided into equal groups (the number inside the division bracket).</w:t>
-            </w:r>
-          </w:p>
           <w:p>
             <w:pPr>
               <w:spacing w:after="0"/>
             </w:pPr>
-            <w:r>
-              <w:rPr>
-                <w:b/>
-                <w:bCs/>
-                <w:color w:val="1FA6A2"/>
-                <w:sz w:val="18"/>
-                <w:szCs w:val="18"/>
-              </w:rPr>
-              <w:t xml:space="preserve">Example:  </w:t>
-            </w:r>
             <w:r>
               <w:rPr>
                 <w:i/>
@@ -574,23 +763,6 @@
           </w:p>
         </w:tc>
       </w:tr>
-    </w:tbl>
-    <w:tbl>
-      <w:tblPr>
-        <w:tblW w:type="pct" w:w="100%"/>
-        <w:tblBorders>
-          <w:top w:val="none" w:color="FFFFFF" w:sz="0"/>
-          <w:left w:val="none" w:color="FFFFFF" w:sz="0"/>
-          <w:bottom w:val="single" w:color="C7D2DD" w:sz="4"/>
-          <w:right w:val="none" w:color="FFFFFF" w:sz="0"/>
-          <w:insideH w:val="none" w:color="FFFFFF" w:sz="0"/>
-          <w:insideV w:val="none" w:color="FFFFFF" w:sz="0"/>
-        </w:tblBorders>
-      </w:tblPr>
-      <w:tblGrid>
-        <w:gridCol w:w="1800"/>
-        <w:gridCol w:w="7560"/>
-      </w:tblGrid>
       <w:tr>
         <w:trPr>
           <w:cantSplit/>
@@ -599,22 +771,126 @@
           <w:tcPr>
             <w:tcW w:type="dxa" w:w="1800"/>
             <w:tcMar>
-              <w:top w:type="dxa" w:w="100"/>
-              <w:left w:type="dxa" w:w="40"/>
-              <w:bottom w:type="dxa" w:w="100"/>
-              <w:right w:type="dxa" w:w="120"/>
+              <w:top w:type="dxa" w:w="80"/>
+              <w:left w:type="dxa" w:w="100"/>
+              <w:bottom w:type="dxa" w:w="80"/>
+              <w:right w:type="dxa" w:w="100"/>
             </w:tcMar>
-            <w:vAlign w:val="center"/>
+            <w:vAlign w:val="top"/>
           </w:tcPr>
           <w:p>
             <w:pPr>
+              <w:spacing w:after="30"/>
+            </w:pPr>
+            <w:r>
+              <w:rPr>
+                <w:b/>
+                <w:bCs/>
+                <w:color w:val="12355B"/>
+                <w:sz w:val="21"/>
+                <w:szCs w:val="21"/>
+              </w:rPr>
+              <w:t xml:space="preserve">Divisor</w:t>
+            </w:r>
+          </w:p>
+          <w:p>
+            <w:pPr>
               <w:spacing w:after="0"/>
+            </w:pPr>
+            <w:r>
+              <w:rPr>
+                <w:i/>
+                <w:iCs/>
+                <w:color w:val="5F6F80"/>
+                <w:sz w:val="18"/>
+                <w:szCs w:val="18"/>
+              </w:rPr>
+              <w:t xml:space="preserve">Divisor</w:t>
+            </w:r>
+          </w:p>
+        </w:tc>
+        <w:tc>
+          <w:tcPr>
+            <w:tcW w:type="dxa" w:w="3160"/>
+            <w:tcMar>
+              <w:top w:type="dxa" w:w="80"/>
+              <w:left w:type="dxa" w:w="100"/>
+              <w:bottom w:type="dxa" w:w="80"/>
+              <w:right w:type="dxa" w:w="100"/>
+            </w:tcMar>
+            <w:vAlign w:val="top"/>
+          </w:tcPr>
+          <w:p>
+            <w:pPr>
+              <w:spacing w:after="0"/>
+            </w:pPr>
+            <w:r>
+              <w:rPr>
+                <w:sz w:val="20"/>
+                <w:szCs w:val="20"/>
+              </w:rPr>
+              <w:t xml:space="preserve">The number of equal groups you are dividing into (the number outside the division bracket).</w:t>
+            </w:r>
+          </w:p>
+        </w:tc>
+        <w:tc>
+          <w:tcPr>
+            <w:tcW w:type="dxa" w:w="2200"/>
+            <w:tcMar>
+              <w:top w:type="dxa" w:w="80"/>
+              <w:left w:type="dxa" w:w="100"/>
+              <w:bottom w:type="dxa" w:w="80"/>
+              <w:right w:type="dxa" w:w="100"/>
+            </w:tcMar>
+            <w:vAlign w:val="top"/>
+          </w:tcPr>
+          <w:p>
+            <w:pPr>
+              <w:spacing w:after="40"/>
+            </w:pPr>
+            <w:r>
+              <w:rPr>
+                <w:i/>
+                <w:iCs/>
+                <w:color w:val="5F6F80"/>
+                <w:sz w:val="19"/>
+                <w:szCs w:val="19"/>
+              </w:rPr>
+              <w:t xml:space="preserve">Not Divisor: write a counter-example that breaks the definition.</w:t>
+            </w:r>
+          </w:p>
+          <w:p>
+            <w:pPr>
+              <w:pBdr>
+                <w:bottom w:val="single" w:color="AFBECC" w:sz="6"/>
+              </w:pBdr>
+              <w:spacing w:after="30" w:before="150"/>
+            </w:pPr>
+            <w:r>
+              <w:t xml:space="preserve"/>
+            </w:r>
+          </w:p>
+        </w:tc>
+        <w:tc>
+          <w:tcPr>
+            <w:tcW w:type="dxa" w:w="2200"/>
+            <w:tcMar>
+              <w:top w:type="dxa" w:w="80"/>
+              <w:left w:type="dxa" w:w="100"/>
+              <w:bottom w:type="dxa" w:w="80"/>
+              <w:right w:type="dxa" w:w="100"/>
+            </w:tcMar>
+            <w:vAlign w:val="top"/>
+          </w:tcPr>
+          <w:p>
+            <w:pPr>
+              <w:spacing w:after="40"/>
               <w:jc w:val="center"/>
             </w:pPr>
             <w:r>
               <w:drawing>
                 <wp:inline distT="0" distB="0" distL="0" distR="0">
-                  <wp:extent cx="1047750" cy="790575"/>
+                  <wp:extent cx="876300" cy="657225"/>
                   <wp:effectExtent t="0" r="0" b="0" l="0"/>
                   <wp:docPr id="1" name="" descr="" title=""/>
                   <wp:cNvGraphicFramePr>
@@ -639,7 +915,7 @@
                         <pic:spPr bwMode="auto">
                           <a:xfrm>
                             <a:off x="0" y="0"/>
-                            <a:ext cx="1047750" cy="790575"/>
+                            <a:ext cx="876300" cy="657225"/>
                           </a:xfrm>
                           <a:prstGeom prst="rect">
                             <a:avLst/>
@@ -652,69 +928,10 @@
               </w:drawing>
             </w:r>
           </w:p>
-        </w:tc>
-        <w:tc>
-          <w:tcPr>
-            <w:tcW w:type="dxa" w:w="7560"/>
-            <w:tcMar>
-              <w:top w:type="dxa" w:w="100"/>
-              <w:left w:type="dxa" w:w="40"/>
-              <w:bottom w:type="dxa" w:w="100"/>
-              <w:right w:type="dxa" w:w="40"/>
-            </w:tcMar>
-            <w:vAlign w:val="center"/>
-          </w:tcPr>
-          <w:p>
-            <w:pPr>
-              <w:spacing w:after="50"/>
-            </w:pPr>
-            <w:r>
-              <w:rPr>
-                <w:b/>
-                <w:bCs/>
-                <w:color w:val="12355B"/>
-                <w:sz w:val="24"/>
-                <w:szCs w:val="24"/>
-              </w:rPr>
-              <w:t xml:space="preserve">Divisor</w:t>
-            </w:r>
-            <w:r>
-              <w:rPr>
-                <w:i/>
-                <w:iCs/>
-                <w:color w:val="5F6F80"/>
-                <w:sz w:val="19"/>
-                <w:szCs w:val="19"/>
-              </w:rPr>
-              <w:t xml:space="preserve">   Divisor</w:t>
-            </w:r>
-          </w:p>
-          <w:p>
-            <w:pPr>
-              <w:spacing w:after="40"/>
-            </w:pPr>
-            <w:r>
-              <w:rPr>
-                <w:sz w:val="21"/>
-                <w:szCs w:val="21"/>
-              </w:rPr>
-              <w:t xml:space="preserve">The number of equal groups you are dividing into (the number outside the division bracket).</w:t>
-            </w:r>
-          </w:p>
           <w:p>
             <w:pPr>
               <w:spacing w:after="0"/>
             </w:pPr>
-            <w:r>
-              <w:rPr>
-                <w:b/>
-                <w:bCs/>
-                <w:color w:val="1FA6A2"/>
-                <w:sz w:val="18"/>
-                <w:szCs w:val="18"/>
-              </w:rPr>
-              <w:t xml:space="preserve">Example:  </w:t>
-            </w:r>
             <w:r>
               <w:rPr>
                 <w:i/>
@@ -728,23 +945,6 @@
           </w:p>
         </w:tc>
       </w:tr>
-    </w:tbl>
-    <w:tbl>
-      <w:tblPr>
-        <w:tblW w:type="pct" w:w="100%"/>
-        <w:tblBorders>
-          <w:top w:val="none" w:color="FFFFFF" w:sz="0"/>
-          <w:left w:val="none" w:color="FFFFFF" w:sz="0"/>
-          <w:bottom w:val="single" w:color="C7D2DD" w:sz="4"/>
-          <w:right w:val="none" w:color="FFFFFF" w:sz="0"/>
-          <w:insideH w:val="none" w:color="FFFFFF" w:sz="0"/>
-          <w:insideV w:val="none" w:color="FFFFFF" w:sz="0"/>
-        </w:tblBorders>
-      </w:tblPr>
-      <w:tblGrid>
-        <w:gridCol w:w="1800"/>
-        <w:gridCol w:w="7560"/>
-      </w:tblGrid>
       <w:tr>
         <w:trPr>
           <w:cantSplit/>
@@ -753,22 +953,126 @@
           <w:tcPr>
             <w:tcW w:type="dxa" w:w="1800"/>
             <w:tcMar>
-              <w:top w:type="dxa" w:w="100"/>
-              <w:left w:type="dxa" w:w="40"/>
-              <w:bottom w:type="dxa" w:w="100"/>
-              <w:right w:type="dxa" w:w="120"/>
+              <w:top w:type="dxa" w:w="80"/>
+              <w:left w:type="dxa" w:w="100"/>
+              <w:bottom w:type="dxa" w:w="80"/>
+              <w:right w:type="dxa" w:w="100"/>
             </w:tcMar>
-            <w:vAlign w:val="center"/>
+            <w:vAlign w:val="top"/>
           </w:tcPr>
           <w:p>
             <w:pPr>
+              <w:spacing w:after="30"/>
+            </w:pPr>
+            <w:r>
+              <w:rPr>
+                <w:b/>
+                <w:bCs/>
+                <w:color w:val="12355B"/>
+                <w:sz w:val="21"/>
+                <w:szCs w:val="21"/>
+              </w:rPr>
+              <w:t xml:space="preserve">Reciprocal</w:t>
+            </w:r>
+          </w:p>
+          <w:p>
+            <w:pPr>
               <w:spacing w:after="0"/>
+            </w:pPr>
+            <w:r>
+              <w:rPr>
+                <w:i/>
+                <w:iCs/>
+                <w:color w:val="5F6F80"/>
+                <w:sz w:val="18"/>
+                <w:szCs w:val="18"/>
+              </w:rPr>
+              <w:t xml:space="preserve">Recíproco</w:t>
+            </w:r>
+          </w:p>
+        </w:tc>
+        <w:tc>
+          <w:tcPr>
+            <w:tcW w:type="dxa" w:w="3160"/>
+            <w:tcMar>
+              <w:top w:type="dxa" w:w="80"/>
+              <w:left w:type="dxa" w:w="100"/>
+              <w:bottom w:type="dxa" w:w="80"/>
+              <w:right w:type="dxa" w:w="100"/>
+            </w:tcMar>
+            <w:vAlign w:val="top"/>
+          </w:tcPr>
+          <w:p>
+            <w:pPr>
+              <w:spacing w:after="0"/>
+            </w:pPr>
+            <w:r>
+              <w:rPr>
+                <w:sz w:val="20"/>
+                <w:szCs w:val="20"/>
+              </w:rPr>
+              <w:t xml:space="preserve">A fraction turned upside down.</w:t>
+            </w:r>
+          </w:p>
+        </w:tc>
+        <w:tc>
+          <w:tcPr>
+            <w:tcW w:type="dxa" w:w="2200"/>
+            <w:tcMar>
+              <w:top w:type="dxa" w:w="80"/>
+              <w:left w:type="dxa" w:w="100"/>
+              <w:bottom w:type="dxa" w:w="80"/>
+              <w:right w:type="dxa" w:w="100"/>
+            </w:tcMar>
+            <w:vAlign w:val="top"/>
+          </w:tcPr>
+          <w:p>
+            <w:pPr>
+              <w:spacing w:after="40"/>
+            </w:pPr>
+            <w:r>
+              <w:rPr>
+                <w:i/>
+                <w:iCs/>
+                <w:color w:val="5F6F80"/>
+                <w:sz w:val="19"/>
+                <w:szCs w:val="19"/>
+              </w:rPr>
+              <w:t xml:space="preserve">Not Reciprocal: write a counter-example that breaks the definition.</w:t>
+            </w:r>
+          </w:p>
+          <w:p>
+            <w:pPr>
+              <w:pBdr>
+                <w:bottom w:val="single" w:color="AFBECC" w:sz="6"/>
+              </w:pBdr>
+              <w:spacing w:after="30" w:before="150"/>
+            </w:pPr>
+            <w:r>
+              <w:t xml:space="preserve"/>
+            </w:r>
+          </w:p>
+        </w:tc>
+        <w:tc>
+          <w:tcPr>
+            <w:tcW w:type="dxa" w:w="2200"/>
+            <w:tcMar>
+              <w:top w:type="dxa" w:w="80"/>
+              <w:left w:type="dxa" w:w="100"/>
+              <w:bottom w:type="dxa" w:w="80"/>
+              <w:right w:type="dxa" w:w="100"/>
+            </w:tcMar>
+            <w:vAlign w:val="top"/>
+          </w:tcPr>
+          <w:p>
+            <w:pPr>
+              <w:spacing w:after="40"/>
               <w:jc w:val="center"/>
             </w:pPr>
             <w:r>
               <w:drawing>
                 <wp:inline distT="0" distB="0" distL="0" distR="0">
-                  <wp:extent cx="1047750" cy="790575"/>
+                  <wp:extent cx="876300" cy="657225"/>
                   <wp:effectExtent t="0" r="0" b="0" l="0"/>
                   <wp:docPr id="1" name="" descr="" title=""/>
                   <wp:cNvGraphicFramePr>
@@ -793,7 +1097,7 @@
                         <pic:spPr bwMode="auto">
                           <a:xfrm>
                             <a:off x="0" y="0"/>
-                            <a:ext cx="1047750" cy="790575"/>
+                            <a:ext cx="876300" cy="657225"/>
                           </a:xfrm>
                           <a:prstGeom prst="rect">
                             <a:avLst/>
@@ -806,69 +1110,10 @@
               </w:drawing>
             </w:r>
           </w:p>
-        </w:tc>
-        <w:tc>
-          <w:tcPr>
-            <w:tcW w:type="dxa" w:w="7560"/>
-            <w:tcMar>
-              <w:top w:type="dxa" w:w="100"/>
-              <w:left w:type="dxa" w:w="40"/>
-              <w:bottom w:type="dxa" w:w="100"/>
-              <w:right w:type="dxa" w:w="40"/>
-            </w:tcMar>
-            <w:vAlign w:val="center"/>
-          </w:tcPr>
-          <w:p>
-            <w:pPr>
-              <w:spacing w:after="50"/>
-            </w:pPr>
-            <w:r>
-              <w:rPr>
-                <w:b/>
-                <w:bCs/>
-                <w:color w:val="12355B"/>
-                <w:sz w:val="24"/>
-                <w:szCs w:val="24"/>
-              </w:rPr>
-              <w:t xml:space="preserve">Reciprocal</w:t>
-            </w:r>
-            <w:r>
-              <w:rPr>
-                <w:i/>
-                <w:iCs/>
-                <w:color w:val="5F6F80"/>
-                <w:sz w:val="19"/>
-                <w:szCs w:val="19"/>
-              </w:rPr>
-              <w:t xml:space="preserve">   Recíproco</w:t>
-            </w:r>
-          </w:p>
-          <w:p>
-            <w:pPr>
-              <w:spacing w:after="40"/>
-            </w:pPr>
-            <w:r>
-              <w:rPr>
-                <w:sz w:val="21"/>
-                <w:szCs w:val="21"/>
-              </w:rPr>
-              <w:t xml:space="preserve">A fraction turned upside down.</w:t>
-            </w:r>
-          </w:p>
           <w:p>
             <w:pPr>
               <w:spacing w:after="0"/>
             </w:pPr>
-            <w:r>
-              <w:rPr>
-                <w:b/>
-                <w:bCs/>
-                <w:color w:val="1FA6A2"/>
-                <w:sz w:val="18"/>
-                <w:szCs w:val="18"/>
-              </w:rPr>
-              <w:t xml:space="preserve">Example:  </w:t>
-            </w:r>
             <w:r>
               <w:rPr>
                 <w:i/>
@@ -882,23 +1127,6 @@
           </w:p>
         </w:tc>
       </w:tr>
-    </w:tbl>
-    <w:tbl>
-      <w:tblPr>
-        <w:tblW w:type="pct" w:w="100%"/>
-        <w:tblBorders>
-          <w:top w:val="none" w:color="FFFFFF" w:sz="0"/>
-          <w:left w:val="none" w:color="FFFFFF" w:sz="0"/>
-          <w:bottom w:val="single" w:color="C7D2DD" w:sz="4"/>
-          <w:right w:val="none" w:color="FFFFFF" w:sz="0"/>
-          <w:insideH w:val="none" w:color="FFFFFF" w:sz="0"/>
-          <w:insideV w:val="none" w:color="FFFFFF" w:sz="0"/>
-        </w:tblBorders>
-      </w:tblPr>
-      <w:tblGrid>
-        <w:gridCol w:w="1800"/>
-        <w:gridCol w:w="7560"/>
-      </w:tblGrid>
       <w:tr>
         <w:trPr>
           <w:cantSplit/>
@@ -907,22 +1135,126 @@
           <w:tcPr>
             <w:tcW w:type="dxa" w:w="1800"/>
             <w:tcMar>
-              <w:top w:type="dxa" w:w="100"/>
-              <w:left w:type="dxa" w:w="40"/>
-              <w:bottom w:type="dxa" w:w="100"/>
-              <w:right w:type="dxa" w:w="120"/>
+              <w:top w:type="dxa" w:w="80"/>
+              <w:left w:type="dxa" w:w="100"/>
+              <w:bottom w:type="dxa" w:w="80"/>
+              <w:right w:type="dxa" w:w="100"/>
             </w:tcMar>
-            <w:vAlign w:val="center"/>
+            <w:vAlign w:val="top"/>
           </w:tcPr>
           <w:p>
             <w:pPr>
+              <w:spacing w:after="30"/>
+            </w:pPr>
+            <w:r>
+              <w:rPr>
+                <w:b/>
+                <w:bCs/>
+                <w:color w:val="12355B"/>
+                <w:sz w:val="21"/>
+                <w:szCs w:val="21"/>
+              </w:rPr>
+              <w:t xml:space="preserve">Quotient</w:t>
+            </w:r>
+          </w:p>
+          <w:p>
+            <w:pPr>
               <w:spacing w:after="0"/>
+            </w:pPr>
+            <w:r>
+              <w:rPr>
+                <w:i/>
+                <w:iCs/>
+                <w:color w:val="5F6F80"/>
+                <w:sz w:val="18"/>
+                <w:szCs w:val="18"/>
+              </w:rPr>
+              <w:t xml:space="preserve">Cociente</w:t>
+            </w:r>
+          </w:p>
+        </w:tc>
+        <w:tc>
+          <w:tcPr>
+            <w:tcW w:type="dxa" w:w="3160"/>
+            <w:tcMar>
+              <w:top w:type="dxa" w:w="80"/>
+              <w:left w:type="dxa" w:w="100"/>
+              <w:bottom w:type="dxa" w:w="80"/>
+              <w:right w:type="dxa" w:w="100"/>
+            </w:tcMar>
+            <w:vAlign w:val="top"/>
+          </w:tcPr>
+          <w:p>
+            <w:pPr>
+              <w:spacing w:after="0"/>
+            </w:pPr>
+            <w:r>
+              <w:rPr>
+                <w:sz w:val="20"/>
+                <w:szCs w:val="20"/>
+              </w:rPr>
+              <w:t xml:space="preserve">The answer when you divide.</w:t>
+            </w:r>
+          </w:p>
+        </w:tc>
+        <w:tc>
+          <w:tcPr>
+            <w:tcW w:type="dxa" w:w="2200"/>
+            <w:tcMar>
+              <w:top w:type="dxa" w:w="80"/>
+              <w:left w:type="dxa" w:w="100"/>
+              <w:bottom w:type="dxa" w:w="80"/>
+              <w:right w:type="dxa" w:w="100"/>
+            </w:tcMar>
+            <w:vAlign w:val="top"/>
+          </w:tcPr>
+          <w:p>
+            <w:pPr>
+              <w:spacing w:after="40"/>
+            </w:pPr>
+            <w:r>
+              <w:rPr>
+                <w:i/>
+                <w:iCs/>
+                <w:color w:val="5F6F80"/>
+                <w:sz w:val="19"/>
+                <w:szCs w:val="19"/>
+              </w:rPr>
+              <w:t xml:space="preserve">Not Quotient: write a counter-example that breaks the definition.</w:t>
+            </w:r>
+          </w:p>
+          <w:p>
+            <w:pPr>
+              <w:pBdr>
+                <w:bottom w:val="single" w:color="AFBECC" w:sz="6"/>
+              </w:pBdr>
+              <w:spacing w:after="30" w:before="150"/>
+            </w:pPr>
+            <w:r>
+              <w:t xml:space="preserve"/>
+            </w:r>
+          </w:p>
+        </w:tc>
+        <w:tc>
+          <w:tcPr>
+            <w:tcW w:type="dxa" w:w="2200"/>
+            <w:tcMar>
+              <w:top w:type="dxa" w:w="80"/>
+              <w:left w:type="dxa" w:w="100"/>
+              <w:bottom w:type="dxa" w:w="80"/>
+              <w:right w:type="dxa" w:w="100"/>
+            </w:tcMar>
+            <w:vAlign w:val="top"/>
+          </w:tcPr>
+          <w:p>
+            <w:pPr>
+              <w:spacing w:after="40"/>
               <w:jc w:val="center"/>
             </w:pPr>
             <w:r>
               <w:drawing>
                 <wp:inline distT="0" distB="0" distL="0" distR="0">
-                  <wp:extent cx="1047750" cy="790575"/>
+                  <wp:extent cx="876300" cy="657225"/>
                   <wp:effectExtent t="0" r="0" b="0" l="0"/>
                   <wp:docPr id="1" name="" descr="" title=""/>
                   <wp:cNvGraphicFramePr>
@@ -947,7 +1279,7 @@
                         <pic:spPr bwMode="auto">
                           <a:xfrm>
                             <a:off x="0" y="0"/>
-                            <a:ext cx="1047750" cy="790575"/>
+                            <a:ext cx="876300" cy="657225"/>
                           </a:xfrm>
                           <a:prstGeom prst="rect">
                             <a:avLst/>
@@ -960,69 +1292,10 @@
               </w:drawing>
             </w:r>
           </w:p>
-        </w:tc>
-        <w:tc>
-          <w:tcPr>
-            <w:tcW w:type="dxa" w:w="7560"/>
-            <w:tcMar>
-              <w:top w:type="dxa" w:w="100"/>
-              <w:left w:type="dxa" w:w="40"/>
-              <w:bottom w:type="dxa" w:w="100"/>
-              <w:right w:type="dxa" w:w="40"/>
-            </w:tcMar>
-            <w:vAlign w:val="center"/>
-          </w:tcPr>
-          <w:p>
-            <w:pPr>
-              <w:spacing w:after="50"/>
-            </w:pPr>
-            <w:r>
-              <w:rPr>
-                <w:b/>
-                <w:bCs/>
-                <w:color w:val="12355B"/>
-                <w:sz w:val="24"/>
-                <w:szCs w:val="24"/>
-              </w:rPr>
-              <w:t xml:space="preserve">Quotient</w:t>
-            </w:r>
-            <w:r>
-              <w:rPr>
-                <w:i/>
-                <w:iCs/>
-                <w:color w:val="5F6F80"/>
-                <w:sz w:val="19"/>
-                <w:szCs w:val="19"/>
-              </w:rPr>
-              <w:t xml:space="preserve">   Cociente</w:t>
-            </w:r>
-          </w:p>
-          <w:p>
-            <w:pPr>
-              <w:spacing w:after="40"/>
-            </w:pPr>
-            <w:r>
-              <w:rPr>
-                <w:sz w:val="21"/>
-                <w:szCs w:val="21"/>
-              </w:rPr>
-              <w:t xml:space="preserve">The answer when you divide.</w:t>
-            </w:r>
-          </w:p>
           <w:p>
             <w:pPr>
               <w:spacing w:after="0"/>
             </w:pPr>
-            <w:r>
-              <w:rPr>
-                <w:b/>
-                <w:bCs/>
-                <w:color w:val="1FA6A2"/>
-                <w:sz w:val="18"/>
-                <w:szCs w:val="18"/>
-              </w:rPr>
-              <w:t xml:space="preserve">Example:  </w:t>
-            </w:r>
             <w:r>
               <w:rPr>
                 <w:i/>
@@ -1036,23 +1309,6 @@
           </w:p>
         </w:tc>
       </w:tr>
-    </w:tbl>
-    <w:tbl>
-      <w:tblPr>
-        <w:tblW w:type="pct" w:w="100%"/>
-        <w:tblBorders>
-          <w:top w:val="none" w:color="FFFFFF" w:sz="0"/>
-          <w:left w:val="none" w:color="FFFFFF" w:sz="0"/>
-          <w:bottom w:val="single" w:color="C7D2DD" w:sz="4"/>
-          <w:right w:val="none" w:color="FFFFFF" w:sz="0"/>
-          <w:insideH w:val="none" w:color="FFFFFF" w:sz="0"/>
-          <w:insideV w:val="none" w:color="FFFFFF" w:sz="0"/>
-        </w:tblBorders>
-      </w:tblPr>
-      <w:tblGrid>
-        <w:gridCol w:w="1800"/>
-        <w:gridCol w:w="7560"/>
-      </w:tblGrid>
       <w:tr>
         <w:trPr>
           <w:cantSplit/>
@@ -1061,22 +1317,126 @@
           <w:tcPr>
             <w:tcW w:type="dxa" w:w="1800"/>
             <w:tcMar>
-              <w:top w:type="dxa" w:w="100"/>
-              <w:left w:type="dxa" w:w="40"/>
-              <w:bottom w:type="dxa" w:w="100"/>
-              <w:right w:type="dxa" w:w="120"/>
+              <w:top w:type="dxa" w:w="80"/>
+              <w:left w:type="dxa" w:w="100"/>
+              <w:bottom w:type="dxa" w:w="80"/>
+              <w:right w:type="dxa" w:w="100"/>
             </w:tcMar>
-            <w:vAlign w:val="center"/>
+            <w:vAlign w:val="top"/>
           </w:tcPr>
           <w:p>
             <w:pPr>
+              <w:spacing w:after="30"/>
+            </w:pPr>
+            <w:r>
+              <w:rPr>
+                <w:b/>
+                <w:bCs/>
+                <w:color w:val="12355B"/>
+                <w:sz w:val="21"/>
+                <w:szCs w:val="21"/>
+              </w:rPr>
+              <w:t xml:space="preserve">Simplify</w:t>
+            </w:r>
+          </w:p>
+          <w:p>
+            <w:pPr>
               <w:spacing w:after="0"/>
+            </w:pPr>
+            <w:r>
+              <w:rPr>
+                <w:i/>
+                <w:iCs/>
+                <w:color w:val="5F6F80"/>
+                <w:sz w:val="18"/>
+                <w:szCs w:val="18"/>
+              </w:rPr>
+              <w:t xml:space="preserve">Simplificar</w:t>
+            </w:r>
+          </w:p>
+        </w:tc>
+        <w:tc>
+          <w:tcPr>
+            <w:tcW w:type="dxa" w:w="3160"/>
+            <w:tcMar>
+              <w:top w:type="dxa" w:w="80"/>
+              <w:left w:type="dxa" w:w="100"/>
+              <w:bottom w:type="dxa" w:w="80"/>
+              <w:right w:type="dxa" w:w="100"/>
+            </w:tcMar>
+            <w:vAlign w:val="top"/>
+          </w:tcPr>
+          <w:p>
+            <w:pPr>
+              <w:spacing w:after="0"/>
+            </w:pPr>
+            <w:r>
+              <w:rPr>
+                <w:sz w:val="20"/>
+                <w:szCs w:val="20"/>
+              </w:rPr>
+              <w:t xml:space="preserve">To write a fraction with smaller numbers that names the same amount, like 2/4 = 1/2.</w:t>
+            </w:r>
+          </w:p>
+        </w:tc>
+        <w:tc>
+          <w:tcPr>
+            <w:tcW w:type="dxa" w:w="2200"/>
+            <w:tcMar>
+              <w:top w:type="dxa" w:w="80"/>
+              <w:left w:type="dxa" w:w="100"/>
+              <w:bottom w:type="dxa" w:w="80"/>
+              <w:right w:type="dxa" w:w="100"/>
+            </w:tcMar>
+            <w:vAlign w:val="top"/>
+          </w:tcPr>
+          <w:p>
+            <w:pPr>
+              <w:spacing w:after="40"/>
+            </w:pPr>
+            <w:r>
+              <w:rPr>
+                <w:i/>
+                <w:iCs/>
+                <w:color w:val="5F6F80"/>
+                <w:sz w:val="19"/>
+                <w:szCs w:val="19"/>
+              </w:rPr>
+              <w:t xml:space="preserve">Not Simplify: write a counter-example that breaks the definition.</w:t>
+            </w:r>
+          </w:p>
+          <w:p>
+            <w:pPr>
+              <w:pBdr>
+                <w:bottom w:val="single" w:color="AFBECC" w:sz="6"/>
+              </w:pBdr>
+              <w:spacing w:after="30" w:before="150"/>
+            </w:pPr>
+            <w:r>
+              <w:t xml:space="preserve"/>
+            </w:r>
+          </w:p>
+        </w:tc>
+        <w:tc>
+          <w:tcPr>
+            <w:tcW w:type="dxa" w:w="2200"/>
+            <w:tcMar>
+              <w:top w:type="dxa" w:w="80"/>
+              <w:left w:type="dxa" w:w="100"/>
+              <w:bottom w:type="dxa" w:w="80"/>
+              <w:right w:type="dxa" w:w="100"/>
+            </w:tcMar>
+            <w:vAlign w:val="top"/>
+          </w:tcPr>
+          <w:p>
+            <w:pPr>
+              <w:spacing w:after="40"/>
               <w:jc w:val="center"/>
             </w:pPr>
             <w:r>
               <w:drawing>
                 <wp:inline distT="0" distB="0" distL="0" distR="0">
-                  <wp:extent cx="1047750" cy="790575"/>
+                  <wp:extent cx="876300" cy="657225"/>
                   <wp:effectExtent t="0" r="0" b="0" l="0"/>
                   <wp:docPr id="1" name="" descr="" title=""/>
                   <wp:cNvGraphicFramePr>
@@ -1101,7 +1461,7 @@
                         <pic:spPr bwMode="auto">
                           <a:xfrm>
                             <a:off x="0" y="0"/>
-                            <a:ext cx="1047750" cy="790575"/>
+                            <a:ext cx="876300" cy="657225"/>
                           </a:xfrm>
                           <a:prstGeom prst="rect">
                             <a:avLst/>
@@ -1114,69 +1474,10 @@
               </w:drawing>
             </w:r>
           </w:p>
-        </w:tc>
-        <w:tc>
-          <w:tcPr>
-            <w:tcW w:type="dxa" w:w="7560"/>
-            <w:tcMar>
-              <w:top w:type="dxa" w:w="100"/>
-              <w:left w:type="dxa" w:w="40"/>
-              <w:bottom w:type="dxa" w:w="100"/>
-              <w:right w:type="dxa" w:w="40"/>
-            </w:tcMar>
-            <w:vAlign w:val="center"/>
-          </w:tcPr>
-          <w:p>
-            <w:pPr>
-              <w:spacing w:after="50"/>
-            </w:pPr>
-            <w:r>
-              <w:rPr>
-                <w:b/>
-                <w:bCs/>
-                <w:color w:val="12355B"/>
-                <w:sz w:val="24"/>
-                <w:szCs w:val="24"/>
-              </w:rPr>
-              <w:t xml:space="preserve">Simplify</w:t>
-            </w:r>
-            <w:r>
-              <w:rPr>
-                <w:i/>
-                <w:iCs/>
-                <w:color w:val="5F6F80"/>
-                <w:sz w:val="19"/>
-                <w:szCs w:val="19"/>
-              </w:rPr>
-              <w:t xml:space="preserve">   Simplificar</w:t>
-            </w:r>
-          </w:p>
-          <w:p>
-            <w:pPr>
-              <w:spacing w:after="40"/>
-            </w:pPr>
-            <w:r>
-              <w:rPr>
-                <w:sz w:val="21"/>
-                <w:szCs w:val="21"/>
-              </w:rPr>
-              <w:t xml:space="preserve">To write a fraction with smaller numbers that names the same amount, like 2/4 = 1/2.</w:t>
-            </w:r>
-          </w:p>
           <w:p>
             <w:pPr>
               <w:spacing w:after="0"/>
             </w:pPr>
-            <w:r>
-              <w:rPr>
-                <w:b/>
-                <w:bCs/>
-                <w:color w:val="1FA6A2"/>
-                <w:sz w:val="18"/>
-                <w:szCs w:val="18"/>
-              </w:rPr>
-              <w:t xml:space="preserve">Example:  </w:t>
-            </w:r>
             <w:r>
               <w:rPr>
                 <w:i/>
@@ -1190,23 +1491,6 @@
           </w:p>
         </w:tc>
       </w:tr>
-    </w:tbl>
-    <w:tbl>
-      <w:tblPr>
-        <w:tblW w:type="pct" w:w="100%"/>
-        <w:tblBorders>
-          <w:top w:val="none" w:color="FFFFFF" w:sz="0"/>
-          <w:left w:val="none" w:color="FFFFFF" w:sz="0"/>
-          <w:bottom w:val="single" w:color="C7D2DD" w:sz="4"/>
-          <w:right w:val="none" w:color="FFFFFF" w:sz="0"/>
-          <w:insideH w:val="none" w:color="FFFFFF" w:sz="0"/>
-          <w:insideV w:val="none" w:color="FFFFFF" w:sz="0"/>
-        </w:tblBorders>
-      </w:tblPr>
-      <w:tblGrid>
-        <w:gridCol w:w="1800"/>
-        <w:gridCol w:w="7560"/>
-      </w:tblGrid>
       <w:tr>
         <w:trPr>
           <w:cantSplit/>
@@ -1215,22 +1499,126 @@
           <w:tcPr>
             <w:tcW w:type="dxa" w:w="1800"/>
             <w:tcMar>
-              <w:top w:type="dxa" w:w="100"/>
-              <w:left w:type="dxa" w:w="40"/>
-              <w:bottom w:type="dxa" w:w="100"/>
-              <w:right w:type="dxa" w:w="120"/>
+              <w:top w:type="dxa" w:w="80"/>
+              <w:left w:type="dxa" w:w="100"/>
+              <w:bottom w:type="dxa" w:w="80"/>
+              <w:right w:type="dxa" w:w="100"/>
             </w:tcMar>
-            <w:vAlign w:val="center"/>
+            <w:vAlign w:val="top"/>
           </w:tcPr>
           <w:p>
             <w:pPr>
+              <w:spacing w:after="30"/>
+            </w:pPr>
+            <w:r>
+              <w:rPr>
+                <w:b/>
+                <w:bCs/>
+                <w:color w:val="12355B"/>
+                <w:sz w:val="21"/>
+                <w:szCs w:val="21"/>
+              </w:rPr>
+              <w:t xml:space="preserve">Mixed number</w:t>
+            </w:r>
+          </w:p>
+          <w:p>
+            <w:pPr>
               <w:spacing w:after="0"/>
+            </w:pPr>
+            <w:r>
+              <w:rPr>
+                <w:i/>
+                <w:iCs/>
+                <w:color w:val="5F6F80"/>
+                <w:sz w:val="18"/>
+                <w:szCs w:val="18"/>
+              </w:rPr>
+              <w:t xml:space="preserve">Número mixto</w:t>
+            </w:r>
+          </w:p>
+        </w:tc>
+        <w:tc>
+          <w:tcPr>
+            <w:tcW w:type="dxa" w:w="3160"/>
+            <w:tcMar>
+              <w:top w:type="dxa" w:w="80"/>
+              <w:left w:type="dxa" w:w="100"/>
+              <w:bottom w:type="dxa" w:w="80"/>
+              <w:right w:type="dxa" w:w="100"/>
+            </w:tcMar>
+            <w:vAlign w:val="top"/>
+          </w:tcPr>
+          <w:p>
+            <w:pPr>
+              <w:spacing w:after="0"/>
+            </w:pPr>
+            <w:r>
+              <w:rPr>
+                <w:sz w:val="20"/>
+                <w:szCs w:val="20"/>
+              </w:rPr>
+              <w:t xml:space="preserve">A whole number and a fraction written together, like 2 1/2. It must be rewritten as an improper fraction before dividing.</w:t>
+            </w:r>
+          </w:p>
+        </w:tc>
+        <w:tc>
+          <w:tcPr>
+            <w:tcW w:type="dxa" w:w="2200"/>
+            <w:tcMar>
+              <w:top w:type="dxa" w:w="80"/>
+              <w:left w:type="dxa" w:w="100"/>
+              <w:bottom w:type="dxa" w:w="80"/>
+              <w:right w:type="dxa" w:w="100"/>
+            </w:tcMar>
+            <w:vAlign w:val="top"/>
+          </w:tcPr>
+          <w:p>
+            <w:pPr>
+              <w:spacing w:after="40"/>
+            </w:pPr>
+            <w:r>
+              <w:rPr>
+                <w:i/>
+                <w:iCs/>
+                <w:color w:val="5F6F80"/>
+                <w:sz w:val="19"/>
+                <w:szCs w:val="19"/>
+              </w:rPr>
+              <w:t xml:space="preserve">Not Mixed number: write a counter-example that breaks the definition.</w:t>
+            </w:r>
+          </w:p>
+          <w:p>
+            <w:pPr>
+              <w:pBdr>
+                <w:bottom w:val="single" w:color="AFBECC" w:sz="6"/>
+              </w:pBdr>
+              <w:spacing w:after="30" w:before="150"/>
+            </w:pPr>
+            <w:r>
+              <w:t xml:space="preserve"/>
+            </w:r>
+          </w:p>
+        </w:tc>
+        <w:tc>
+          <w:tcPr>
+            <w:tcW w:type="dxa" w:w="2200"/>
+            <w:tcMar>
+              <w:top w:type="dxa" w:w="80"/>
+              <w:left w:type="dxa" w:w="100"/>
+              <w:bottom w:type="dxa" w:w="80"/>
+              <w:right w:type="dxa" w:w="100"/>
+            </w:tcMar>
+            <w:vAlign w:val="top"/>
+          </w:tcPr>
+          <w:p>
+            <w:pPr>
+              <w:spacing w:after="40"/>
               <w:jc w:val="center"/>
             </w:pPr>
             <w:r>
               <w:drawing>
                 <wp:inline distT="0" distB="0" distL="0" distR="0">
-                  <wp:extent cx="1047750" cy="790575"/>
+                  <wp:extent cx="876300" cy="657225"/>
                   <wp:effectExtent t="0" r="0" b="0" l="0"/>
                   <wp:docPr id="1" name="" descr="" title=""/>
                   <wp:cNvGraphicFramePr>
@@ -1255,7 +1643,7 @@
                         <pic:spPr bwMode="auto">
                           <a:xfrm>
                             <a:off x="0" y="0"/>
-                            <a:ext cx="1047750" cy="790575"/>
+                            <a:ext cx="876300" cy="657225"/>
                           </a:xfrm>
                           <a:prstGeom prst="rect">
                             <a:avLst/>
@@ -1268,69 +1656,10 @@
               </w:drawing>
             </w:r>
           </w:p>
-        </w:tc>
-        <w:tc>
-          <w:tcPr>
-            <w:tcW w:type="dxa" w:w="7560"/>
-            <w:tcMar>
-              <w:top w:type="dxa" w:w="100"/>
-              <w:left w:type="dxa" w:w="40"/>
-              <w:bottom w:type="dxa" w:w="100"/>
-              <w:right w:type="dxa" w:w="40"/>
-            </w:tcMar>
-            <w:vAlign w:val="center"/>
-          </w:tcPr>
-          <w:p>
-            <w:pPr>
-              <w:spacing w:after="50"/>
-            </w:pPr>
-            <w:r>
-              <w:rPr>
-                <w:b/>
-                <w:bCs/>
-                <w:color w:val="12355B"/>
-                <w:sz w:val="24"/>
-                <w:szCs w:val="24"/>
-              </w:rPr>
-              <w:t xml:space="preserve">Mixed number</w:t>
-            </w:r>
-            <w:r>
-              <w:rPr>
-                <w:i/>
-                <w:iCs/>
-                <w:color w:val="5F6F80"/>
-                <w:sz w:val="19"/>
-                <w:szCs w:val="19"/>
-              </w:rPr>
-              <w:t xml:space="preserve">   Número mixto</w:t>
-            </w:r>
-          </w:p>
-          <w:p>
-            <w:pPr>
-              <w:spacing w:after="40"/>
-            </w:pPr>
-            <w:r>
-              <w:rPr>
-                <w:sz w:val="21"/>
-                <w:szCs w:val="21"/>
-              </w:rPr>
-              <w:t xml:space="preserve">A whole number and a fraction written together, like 2 1/2. It must be rewritten as an improper fraction before dividing.</w:t>
-            </w:r>
-          </w:p>
           <w:p>
             <w:pPr>
               <w:spacing w:after="0"/>
             </w:pPr>
-            <w:r>
-              <w:rPr>
-                <w:b/>
-                <w:bCs/>
-                <w:color w:val="1FA6A2"/>
-                <w:sz w:val="18"/>
-                <w:szCs w:val="18"/>
-              </w:rPr>
-              <w:t xml:space="preserve">Example:  </w:t>
-            </w:r>
             <w:r>
               <w:rPr>
                 <w:i/>
@@ -1344,23 +1673,6 @@
           </w:p>
         </w:tc>
       </w:tr>
-    </w:tbl>
-    <w:tbl>
-      <w:tblPr>
-        <w:tblW w:type="pct" w:w="100%"/>
-        <w:tblBorders>
-          <w:top w:val="none" w:color="FFFFFF" w:sz="0"/>
-          <w:left w:val="none" w:color="FFFFFF" w:sz="0"/>
-          <w:bottom w:val="single" w:color="C7D2DD" w:sz="4"/>
-          <w:right w:val="none" w:color="FFFFFF" w:sz="0"/>
-          <w:insideH w:val="none" w:color="FFFFFF" w:sz="0"/>
-          <w:insideV w:val="none" w:color="FFFFFF" w:sz="0"/>
-        </w:tblBorders>
-      </w:tblPr>
-      <w:tblGrid>
-        <w:gridCol w:w="1800"/>
-        <w:gridCol w:w="7560"/>
-      </w:tblGrid>
       <w:tr>
         <w:trPr>
           <w:cantSplit/>
@@ -1369,22 +1681,126 @@
           <w:tcPr>
             <w:tcW w:type="dxa" w:w="1800"/>
             <w:tcMar>
-              <w:top w:type="dxa" w:w="100"/>
-              <w:left w:type="dxa" w:w="40"/>
-              <w:bottom w:type="dxa" w:w="100"/>
-              <w:right w:type="dxa" w:w="120"/>
+              <w:top w:type="dxa" w:w="80"/>
+              <w:left w:type="dxa" w:w="100"/>
+              <w:bottom w:type="dxa" w:w="80"/>
+              <w:right w:type="dxa" w:w="100"/>
             </w:tcMar>
-            <w:vAlign w:val="center"/>
+            <w:vAlign w:val="top"/>
           </w:tcPr>
           <w:p>
             <w:pPr>
+              <w:spacing w:after="30"/>
+            </w:pPr>
+            <w:r>
+              <w:rPr>
+                <w:b/>
+                <w:bCs/>
+                <w:color w:val="12355B"/>
+                <w:sz w:val="21"/>
+                <w:szCs w:val="21"/>
+              </w:rPr>
+              <w:t xml:space="preserve">Improper fraction</w:t>
+            </w:r>
+          </w:p>
+          <w:p>
+            <w:pPr>
               <w:spacing w:after="0"/>
+            </w:pPr>
+            <w:r>
+              <w:rPr>
+                <w:i/>
+                <w:iCs/>
+                <w:color w:val="5F6F80"/>
+                <w:sz w:val="18"/>
+                <w:szCs w:val="18"/>
+              </w:rPr>
+              <w:t xml:space="preserve">Fracción impropia</w:t>
+            </w:r>
+          </w:p>
+        </w:tc>
+        <w:tc>
+          <w:tcPr>
+            <w:tcW w:type="dxa" w:w="3160"/>
+            <w:tcMar>
+              <w:top w:type="dxa" w:w="80"/>
+              <w:left w:type="dxa" w:w="100"/>
+              <w:bottom w:type="dxa" w:w="80"/>
+              <w:right w:type="dxa" w:w="100"/>
+            </w:tcMar>
+            <w:vAlign w:val="top"/>
+          </w:tcPr>
+          <w:p>
+            <w:pPr>
+              <w:spacing w:after="0"/>
+            </w:pPr>
+            <w:r>
+              <w:rPr>
+                <w:sz w:val="20"/>
+                <w:szCs w:val="20"/>
+              </w:rPr>
+              <w:t xml:space="preserve">A fraction whose numerator is greater than or equal to its denominator, like 5/2.</w:t>
+            </w:r>
+          </w:p>
+        </w:tc>
+        <w:tc>
+          <w:tcPr>
+            <w:tcW w:type="dxa" w:w="2200"/>
+            <w:tcMar>
+              <w:top w:type="dxa" w:w="80"/>
+              <w:left w:type="dxa" w:w="100"/>
+              <w:bottom w:type="dxa" w:w="80"/>
+              <w:right w:type="dxa" w:w="100"/>
+            </w:tcMar>
+            <w:vAlign w:val="top"/>
+          </w:tcPr>
+          <w:p>
+            <w:pPr>
+              <w:spacing w:after="40"/>
+            </w:pPr>
+            <w:r>
+              <w:rPr>
+                <w:i/>
+                <w:iCs/>
+                <w:color w:val="5F6F80"/>
+                <w:sz w:val="19"/>
+                <w:szCs w:val="19"/>
+              </w:rPr>
+              <w:t xml:space="preserve">Not Improper fraction: write a counter-example that breaks the definition.</w:t>
+            </w:r>
+          </w:p>
+          <w:p>
+            <w:pPr>
+              <w:pBdr>
+                <w:bottom w:val="single" w:color="AFBECC" w:sz="6"/>
+              </w:pBdr>
+              <w:spacing w:after="30" w:before="150"/>
+            </w:pPr>
+            <w:r>
+              <w:t xml:space="preserve"/>
+            </w:r>
+          </w:p>
+        </w:tc>
+        <w:tc>
+          <w:tcPr>
+            <w:tcW w:type="dxa" w:w="2200"/>
+            <w:tcMar>
+              <w:top w:type="dxa" w:w="80"/>
+              <w:left w:type="dxa" w:w="100"/>
+              <w:bottom w:type="dxa" w:w="80"/>
+              <w:right w:type="dxa" w:w="100"/>
+            </w:tcMar>
+            <w:vAlign w:val="top"/>
+          </w:tcPr>
+          <w:p>
+            <w:pPr>
+              <w:spacing w:after="40"/>
               <w:jc w:val="center"/>
             </w:pPr>
             <w:r>
               <w:drawing>
                 <wp:inline distT="0" distB="0" distL="0" distR="0">
-                  <wp:extent cx="1047750" cy="790575"/>
+                  <wp:extent cx="876300" cy="657225"/>
                   <wp:effectExtent t="0" r="0" b="0" l="0"/>
                   <wp:docPr id="1" name="" descr="" title=""/>
                   <wp:cNvGraphicFramePr>
@@ -1409,7 +1825,7 @@
                         <pic:spPr bwMode="auto">
                           <a:xfrm>
                             <a:off x="0" y="0"/>
-                            <a:ext cx="1047750" cy="790575"/>
+                            <a:ext cx="876300" cy="657225"/>
                           </a:xfrm>
                           <a:prstGeom prst="rect">
                             <a:avLst/>
@@ -1422,69 +1838,10 @@
               </w:drawing>
             </w:r>
           </w:p>
-        </w:tc>
-        <w:tc>
-          <w:tcPr>
-            <w:tcW w:type="dxa" w:w="7560"/>
-            <w:tcMar>
-              <w:top w:type="dxa" w:w="100"/>
-              <w:left w:type="dxa" w:w="40"/>
-              <w:bottom w:type="dxa" w:w="100"/>
-              <w:right w:type="dxa" w:w="40"/>
-            </w:tcMar>
-            <w:vAlign w:val="center"/>
-          </w:tcPr>
-          <w:p>
-            <w:pPr>
-              <w:spacing w:after="50"/>
-            </w:pPr>
-            <w:r>
-              <w:rPr>
-                <w:b/>
-                <w:bCs/>
-                <w:color w:val="12355B"/>
-                <w:sz w:val="24"/>
-                <w:szCs w:val="24"/>
-              </w:rPr>
-              <w:t xml:space="preserve">Improper fraction</w:t>
-            </w:r>
-            <w:r>
-              <w:rPr>
-                <w:i/>
-                <w:iCs/>
-                <w:color w:val="5F6F80"/>
-                <w:sz w:val="19"/>
-                <w:szCs w:val="19"/>
-              </w:rPr>
-              <w:t xml:space="preserve">   Fracción impropia</w:t>
-            </w:r>
-          </w:p>
-          <w:p>
-            <w:pPr>
-              <w:spacing w:after="40"/>
-            </w:pPr>
-            <w:r>
-              <w:rPr>
-                <w:sz w:val="21"/>
-                <w:szCs w:val="21"/>
-              </w:rPr>
-              <w:t xml:space="preserve">A fraction whose numerator is greater than or equal to its denominator, like 5/2.</w:t>
-            </w:r>
-          </w:p>
           <w:p>
             <w:pPr>
               <w:spacing w:after="0"/>
             </w:pPr>
-            <w:r>
-              <w:rPr>
-                <w:b/>
-                <w:bCs/>
-                <w:color w:val="1FA6A2"/>
-                <w:sz w:val="18"/>
-                <w:szCs w:val="18"/>
-              </w:rPr>
-              <w:t xml:space="preserve">Example:  </w:t>
-            </w:r>
             <w:r>
               <w:rPr>
                 <w:i/>
@@ -2930,7 +3287,7 @@
           <w:sz w:val="20"/>
           <w:szCs w:val="20"/>
         </w:rPr>
-        <w:t xml:space="preserve">•  Why does 'keep, change, flip' work?</w:t>
+        <w:t xml:space="preserve">•  Why does 'multiply by the reciprocal' work?</w:t>
       </w:r>
     </w:p>
     <w:p>
@@ -3872,7 +4229,7 @@
           <w:sz w:val="19"/>
           <w:szCs w:val="19"/>
         </w:rPr>
-        <w:t xml:space="preserve">   You Do — show your work</w:t>
+        <w:t xml:space="preserve">   You Do — show your work and reasoning</w:t>
       </w:r>
     </w:p>
     <w:p>
@@ -3887,7 +4244,7 @@
           <w:sz w:val="19"/>
           <w:szCs w:val="19"/>
         </w:rPr>
-        <w:t xml:space="preserve">Solve each problem. Show your thinking in the work box.</w:t>
+        <w:t xml:space="preserve">Solve each problem in the middle column and explain your reasoning using the sentence starters on the right.</w:t>
       </w:r>
     </w:p>
     <w:p>
@@ -3916,120 +4273,258 @@
         <w:t xml:space="preserve">   extra scaffolding</w:t>
       </w:r>
     </w:p>
-    <w:p>
-      <w:pPr>
-        <w:keepNext/>
-        <w:spacing w:after="60" w:before="160"/>
-      </w:pPr>
-      <w:r>
-        <w:rPr>
-          <w:b/>
-          <w:bCs/>
-          <w:color w:val="12355B"/>
-          <w:sz w:val="22"/>
-          <w:szCs w:val="22"/>
-        </w:rPr>
-        <w:t xml:space="preserve">1.  </w:t>
-      </w:r>
-      <w:r>
-        <w:rPr>
-          <w:b/>
-          <w:bCs/>
-          <w:sz w:val="21"/>
-          <w:szCs w:val="21"/>
-        </w:rPr>
-        <w:t xml:space="preserve">What is 3/4 ÷ 1/8?</w:t>
-      </w:r>
-    </w:p>
-    <w:p>
-      <w:pPr>
-        <w:spacing w:after="40"/>
-        <w:ind w:left="420"/>
-      </w:pPr>
-      <w:r>
-        <w:rPr>
-          <w:sz w:val="20"/>
-          <w:szCs w:val="20"/>
-        </w:rPr>
-        <w:t xml:space="preserve">A)  3/32</w:t>
-      </w:r>
-    </w:p>
-    <w:p>
-      <w:pPr>
-        <w:spacing w:after="40"/>
-        <w:ind w:left="420"/>
-      </w:pPr>
-      <w:r>
-        <w:rPr>
-          <w:sz w:val="20"/>
-          <w:szCs w:val="20"/>
-        </w:rPr>
-        <w:t xml:space="preserve">B)  6</w:t>
-      </w:r>
-    </w:p>
-    <w:p>
-      <w:pPr>
-        <w:spacing w:after="40"/>
-        <w:ind w:left="420"/>
-      </w:pPr>
-      <w:r>
-        <w:rPr>
-          <w:sz w:val="20"/>
-          <w:szCs w:val="20"/>
-        </w:rPr>
-        <w:t xml:space="preserve">C)  8/3</w:t>
-      </w:r>
-    </w:p>
-    <w:p>
-      <w:pPr>
-        <w:spacing w:after="40"/>
-        <w:ind w:left="420"/>
-      </w:pPr>
-      <w:r>
-        <w:rPr>
-          <w:sz w:val="20"/>
-          <w:szCs w:val="20"/>
-        </w:rPr>
-        <w:t xml:space="preserve">D)  24</w:t>
-      </w:r>
-    </w:p>
-    <w:p>
-      <w:pPr>
-        <w:spacing w:after="20"/>
-      </w:pPr>
-      <w:r>
-        <w:t xml:space="preserve"/>
-      </w:r>
-    </w:p>
     <w:tbl>
       <w:tblPr>
-        <w:tblW w:type="pct" w:w="100%"/>
+        <w:tblW w:type="dxa" w:w="9360"/>
         <w:tblBorders>
           <w:top w:val="single" w:color="C7D2DD" w:sz="6"/>
           <w:left w:val="single" w:color="C7D2DD" w:sz="6"/>
           <w:bottom w:val="single" w:color="C7D2DD" w:sz="6"/>
           <w:right w:val="single" w:color="C7D2DD" w:sz="6"/>
-          <w:insideH w:val="single" w:color="auto" w:sz="4"/>
-          <w:insideV w:val="single" w:color="auto" w:sz="4"/>
+          <w:insideH w:val="single" w:color="C7D2DD" w:sz="6"/>
+          <w:insideV w:val="single" w:color="C7D2DD" w:sz="6"/>
         </w:tblBorders>
       </w:tblPr>
       <w:tblGrid>
-        <w:gridCol w:w="100"/>
+        <w:gridCol w:w="2800"/>
+        <w:gridCol w:w="3560"/>
+        <w:gridCol w:w="3000"/>
       </w:tblGrid>
       <w:tr>
+        <w:trPr>
+          <w:cantSplit/>
+          <w:tblHeader/>
+        </w:trPr>
         <w:tc>
           <w:tcPr>
+            <w:tcW w:type="dxa" w:w="2800"/>
+            <w:shd w:fill="EEF4F8" w:color="auto" w:val="clear"/>
+            <w:tcMar>
+              <w:top w:type="dxa" w:w="60"/>
+              <w:left w:type="dxa" w:w="100"/>
+              <w:bottom w:type="dxa" w:w="60"/>
+              <w:right w:type="dxa" w:w="100"/>
+            </w:tcMar>
+          </w:tcPr>
+          <w:p>
+            <w:pPr>
+              <w:spacing w:after="0"/>
+            </w:pPr>
+            <w:r>
+              <w:rPr>
+                <w:b/>
+                <w:bCs/>
+                <w:color w:val="12355B"/>
+                <w:sz w:val="16"/>
+                <w:szCs w:val="16"/>
+              </w:rPr>
+              <w:t xml:space="preserve">CORE PROBLEM / GIVEN REPRESENTATION</w:t>
+            </w:r>
+          </w:p>
+        </w:tc>
+        <w:tc>
+          <w:tcPr>
+            <w:tcW w:type="dxa" w:w="3560"/>
+            <w:shd w:fill="EEF4F8" w:color="auto" w:val="clear"/>
+            <w:tcMar>
+              <w:top w:type="dxa" w:w="60"/>
+              <w:left w:type="dxa" w:w="100"/>
+              <w:bottom w:type="dxa" w:w="60"/>
+              <w:right w:type="dxa" w:w="100"/>
+            </w:tcMar>
+          </w:tcPr>
+          <w:p>
+            <w:pPr>
+              <w:spacing w:after="0"/>
+            </w:pPr>
+            <w:r>
+              <w:rPr>
+                <w:b/>
+                <w:bCs/>
+                <w:color w:val="12355B"/>
+                <w:sz w:val="16"/>
+                <w:szCs w:val="16"/>
+              </w:rPr>
+              <w:t xml:space="preserve">WORKING SPACE / CALCULATION STEPS</w:t>
+            </w:r>
+          </w:p>
+        </w:tc>
+        <w:tc>
+          <w:tcPr>
+            <w:tcW w:type="dxa" w:w="3000"/>
             <w:shd w:fill="FBF3E2" w:color="auto" w:val="clear"/>
             <w:tcMar>
               <w:top w:type="dxa" w:w="60"/>
-              <w:left w:type="dxa" w:w="120"/>
+              <w:left w:type="dxa" w:w="100"/>
               <w:bottom w:type="dxa" w:w="60"/>
-              <w:right w:type="dxa" w:w="120"/>
+              <w:right w:type="dxa" w:w="100"/>
             </w:tcMar>
           </w:tcPr>
           <w:p>
             <w:pPr>
-              <w:spacing w:after="0" w:line="320"/>
+              <w:spacing w:after="0"/>
+            </w:pPr>
+            <w:r>
+              <w:rPr>
+                <w:b/>
+                <w:bCs/>
+                <w:color w:val="B97A12"/>
+                <w:sz w:val="16"/>
+                <w:szCs w:val="16"/>
+              </w:rPr>
+              <w:t xml:space="preserve">EXPLAIN YOUR REASONING</w:t>
+            </w:r>
+          </w:p>
+        </w:tc>
+      </w:tr>
+      <w:tr>
+        <w:trPr>
+          <w:cantSplit/>
+        </w:trPr>
+        <w:tc>
+          <w:tcPr>
+            <w:tcW w:type="dxa" w:w="2800"/>
+            <w:tcMar>
+              <w:top w:type="dxa" w:w="80"/>
+              <w:left w:type="dxa" w:w="100"/>
+              <w:bottom w:type="dxa" w:w="80"/>
+              <w:right w:type="dxa" w:w="100"/>
+            </w:tcMar>
+            <w:vAlign w:val="top"/>
+          </w:tcPr>
+          <w:p>
+            <w:pPr>
+              <w:spacing w:after="60"/>
+            </w:pPr>
+            <w:r>
+              <w:rPr>
+                <w:b/>
+                <w:bCs/>
+                <w:color w:val="12355B"/>
+                <w:sz w:val="21"/>
+                <w:szCs w:val="21"/>
+              </w:rPr>
+              <w:t xml:space="preserve">1.  </w:t>
+            </w:r>
+            <w:r>
+              <w:rPr>
+                <w:b/>
+                <w:bCs/>
+                <w:sz w:val="20"/>
+                <w:szCs w:val="20"/>
+              </w:rPr>
+              <w:t xml:space="preserve">What is 3/4 ÷ 1/8?</w:t>
+            </w:r>
+          </w:p>
+          <w:p>
+            <w:pPr>
+              <w:spacing w:after="30"/>
+              <w:ind w:left="180"/>
+            </w:pPr>
+            <w:r>
+              <w:rPr>
+                <w:sz w:val="19"/>
+                <w:szCs w:val="19"/>
+              </w:rPr>
+              <w:t xml:space="preserve">A)  3/32</w:t>
+            </w:r>
+          </w:p>
+          <w:p>
+            <w:pPr>
+              <w:spacing w:after="30"/>
+              <w:ind w:left="180"/>
+            </w:pPr>
+            <w:r>
+              <w:rPr>
+                <w:sz w:val="19"/>
+                <w:szCs w:val="19"/>
+              </w:rPr>
+              <w:t xml:space="preserve">B)  6</w:t>
+            </w:r>
+          </w:p>
+          <w:p>
+            <w:pPr>
+              <w:spacing w:after="30"/>
+              <w:ind w:left="180"/>
+            </w:pPr>
+            <w:r>
+              <w:rPr>
+                <w:sz w:val="19"/>
+                <w:szCs w:val="19"/>
+              </w:rPr>
+              <w:t xml:space="preserve">C)  8/3</w:t>
+            </w:r>
+          </w:p>
+          <w:p>
+            <w:pPr>
+              <w:spacing w:after="30"/>
+              <w:ind w:left="180"/>
+            </w:pPr>
+            <w:r>
+              <w:rPr>
+                <w:sz w:val="19"/>
+                <w:szCs w:val="19"/>
+              </w:rPr>
+              <w:t xml:space="preserve">D)  24</w:t>
+            </w:r>
+          </w:p>
+        </w:tc>
+        <w:tc>
+          <w:tcPr>
+            <w:tcW w:type="dxa" w:w="3560"/>
+            <w:tcMar>
+              <w:top w:type="dxa" w:w="80"/>
+              <w:left w:type="dxa" w:w="100"/>
+              <w:bottom w:type="dxa" w:w="80"/>
+              <w:right w:type="dxa" w:w="100"/>
+            </w:tcMar>
+            <w:vAlign w:val="top"/>
+          </w:tcPr>
+          <w:p>
+            <w:pPr>
+              <w:spacing w:after="40"/>
+            </w:pPr>
+            <w:r>
+              <w:rPr>
+                <w:b/>
+                <w:bCs/>
+                <w:color w:val="1FA6A2"/>
+                <w:sz w:val="19"/>
+                <w:szCs w:val="19"/>
+              </w:rPr>
+              <w:t xml:space="preserve">Solution:  </w:t>
+            </w:r>
+            <w:r>
+              <w:rPr>
+                <w:b/>
+                <w:bCs/>
+                <w:sz w:val="19"/>
+                <w:szCs w:val="19"/>
+              </w:rPr>
+              <w:t xml:space="preserve">B)  6</w:t>
+            </w:r>
+          </w:p>
+          <w:p>
+            <w:pPr>
+              <w:spacing w:after="40"/>
+            </w:pPr>
+            <w:r>
+              <w:rPr>
+                <w:i/>
+                <w:iCs/>
+                <w:color w:val="5F6F80"/>
+                <w:sz w:val="18"/>
+                <w:szCs w:val="18"/>
+              </w:rPr>
+              <w:t xml:space="preserve">3/4 ÷ 1/8 = 3/4 × 8/1 = 24/4 = 6. Six 1/8-size pieces fit into 3/4.</w:t>
+            </w:r>
+          </w:p>
+          <w:p>
+            <w:pPr>
+              <w:pBdr>
+                <w:bottom w:val="single" w:color="AFBECC" w:sz="6"/>
+              </w:pBdr>
+              <w:spacing w:after="30" w:before="150"/>
             </w:pPr>
             <w:r>
               <w:t xml:space="preserve"/>
@@ -4037,7 +4532,125 @@
           </w:p>
           <w:p>
             <w:pPr>
-              <w:spacing w:after="0" w:line="320"/>
+              <w:pBdr>
+                <w:bottom w:val="single" w:color="AFBECC" w:sz="6"/>
+              </w:pBdr>
+              <w:spacing w:after="30" w:before="150"/>
+            </w:pPr>
+            <w:r>
+              <w:t xml:space="preserve"/>
+            </w:r>
+          </w:p>
+        </w:tc>
+        <w:tc>
+          <w:tcPr>
+            <w:tcW w:type="dxa" w:w="3000"/>
+            <w:shd w:fill="FBF3E2" w:color="auto" w:val="clear"/>
+            <w:tcMar>
+              <w:top w:type="dxa" w:w="80"/>
+              <w:left w:type="dxa" w:w="100"/>
+              <w:bottom w:type="dxa" w:w="80"/>
+              <w:right w:type="dxa" w:w="100"/>
+            </w:tcMar>
+            <w:vAlign w:val="top"/>
+          </w:tcPr>
+          <w:p>
+            <w:pPr>
+              <w:spacing w:after="40"/>
+            </w:pPr>
+            <w:r>
+              <w:rPr>
+                <w:b/>
+                <w:bCs/>
+                <w:color w:val="12355B"/>
+                <w:sz w:val="19"/>
+                <w:szCs w:val="19"/>
+              </w:rPr>
+              <w:t xml:space="preserve">Because... </w:t>
+            </w:r>
+            <w:r>
+              <w:rPr>
+                <w:color w:val="AFBECC"/>
+                <w:sz w:val="19"/>
+                <w:szCs w:val="19"/>
+              </w:rPr>
+              <w:t xml:space="preserve">________________</w:t>
+            </w:r>
+          </w:p>
+          <w:p>
+            <w:pPr>
+              <w:pBdr>
+                <w:bottom w:val="single" w:color="AFBECC" w:sz="6"/>
+              </w:pBdr>
+              <w:spacing w:after="30" w:before="150"/>
+            </w:pPr>
+            <w:r>
+              <w:t xml:space="preserve"/>
+            </w:r>
+          </w:p>
+          <w:p>
+            <w:pPr>
+              <w:spacing w:after="40" w:before="80"/>
+            </w:pPr>
+            <w:r>
+              <w:rPr>
+                <w:b/>
+                <w:bCs/>
+                <w:color w:val="6B4FA0"/>
+                <w:sz w:val="19"/>
+                <w:szCs w:val="19"/>
+              </w:rPr>
+              <w:t xml:space="preserve">Although... </w:t>
+            </w:r>
+            <w:r>
+              <w:rPr>
+                <w:color w:val="AFBECC"/>
+                <w:sz w:val="19"/>
+                <w:szCs w:val="19"/>
+              </w:rPr>
+              <w:t xml:space="preserve">_______________</w:t>
+            </w:r>
+          </w:p>
+          <w:p>
+            <w:pPr>
+              <w:pBdr>
+                <w:bottom w:val="single" w:color="AFBECC" w:sz="6"/>
+              </w:pBdr>
+              <w:spacing w:after="30" w:before="150"/>
+            </w:pPr>
+            <w:r>
+              <w:t xml:space="preserve"/>
+            </w:r>
+          </w:p>
+          <w:p>
+            <w:pPr>
+              <w:spacing w:after="40" w:before="80"/>
+            </w:pPr>
+            <w:r>
+              <w:rPr>
+                <w:b/>
+                <w:bCs/>
+                <w:color w:val="1FA6A2"/>
+                <w:sz w:val="19"/>
+                <w:szCs w:val="19"/>
+              </w:rPr>
+              <w:t xml:space="preserve">Therefore... </w:t>
+            </w:r>
+            <w:r>
+              <w:rPr>
+                <w:color w:val="AFBECC"/>
+                <w:sz w:val="19"/>
+                <w:szCs w:val="19"/>
+              </w:rPr>
+              <w:t xml:space="preserve">______________</w:t>
+            </w:r>
+          </w:p>
+          <w:p>
+            <w:pPr>
+              <w:pBdr>
+                <w:bottom w:val="single" w:color="AFBECC" w:sz="6"/>
+              </w:pBdr>
+              <w:spacing w:after="30" w:before="150"/>
             </w:pPr>
             <w:r>
               <w:t xml:space="preserve"/>
@@ -4048,84 +4661,7 @@
     </w:tbl>
     <w:p>
       <w:pPr>
-        <w:keepNext/>
-        <w:spacing w:after="60" w:before="160"/>
-      </w:pPr>
-      <w:r>
-        <w:rPr>
-          <w:b/>
-          <w:bCs/>
-          <w:color w:val="12355B"/>
-          <w:sz w:val="22"/>
-          <w:szCs w:val="22"/>
-        </w:rPr>
-        <w:t xml:space="preserve">2.  </w:t>
-      </w:r>
-      <w:r>
-        <w:rPr>
-          <w:b/>
-          <w:bCs/>
-          <w:sz w:val="21"/>
-          <w:szCs w:val="21"/>
-        </w:rPr>
-        <w:t xml:space="preserve">What is the first step in evaluating 2 1/2 ÷ 1/4?</w:t>
-      </w:r>
-    </w:p>
-    <w:p>
-      <w:pPr>
-        <w:spacing w:after="40"/>
-        <w:ind w:left="420"/>
-      </w:pPr>
-      <w:r>
-        <w:rPr>
-          <w:sz w:val="20"/>
-          <w:szCs w:val="20"/>
-        </w:rPr>
-        <w:t xml:space="preserve">A)  Rewrite 2 1/2 as the improper fraction 5/2</w:t>
-      </w:r>
-    </w:p>
-    <w:p>
-      <w:pPr>
-        <w:spacing w:after="40"/>
-        <w:ind w:left="420"/>
-      </w:pPr>
-      <w:r>
-        <w:rPr>
-          <w:sz w:val="20"/>
-          <w:szCs w:val="20"/>
-        </w:rPr>
-        <w:t xml:space="preserve">B)  Flip 2 1/2 to 1/2 2</w:t>
-      </w:r>
-    </w:p>
-    <w:p>
-      <w:pPr>
-        <w:spacing w:after="40"/>
-        <w:ind w:left="420"/>
-      </w:pPr>
-      <w:r>
-        <w:rPr>
-          <w:sz w:val="20"/>
-          <w:szCs w:val="20"/>
-        </w:rPr>
-        <w:t xml:space="preserve">C)  Divide 2 by 1/4 and ignore the half</w:t>
-      </w:r>
-    </w:p>
-    <w:p>
-      <w:pPr>
-        <w:spacing w:after="40"/>
-        <w:ind w:left="420"/>
-      </w:pPr>
-      <w:r>
-        <w:rPr>
-          <w:sz w:val="20"/>
-          <w:szCs w:val="20"/>
-        </w:rPr>
-        <w:t xml:space="preserve">D)  Add 2 + 1/2 + 1/4</w:t>
-      </w:r>
-    </w:p>
-    <w:p>
-      <w:pPr>
-        <w:spacing w:after="20"/>
+        <w:spacing w:after="80"/>
       </w:pPr>
       <w:r>
         <w:t xml:space="preserve"/>
@@ -4133,33 +4669,256 @@
     </w:p>
     <w:tbl>
       <w:tblPr>
-        <w:tblW w:type="pct" w:w="100%"/>
+        <w:tblW w:type="dxa" w:w="9360"/>
         <w:tblBorders>
           <w:top w:val="single" w:color="C7D2DD" w:sz="6"/>
           <w:left w:val="single" w:color="C7D2DD" w:sz="6"/>
           <w:bottom w:val="single" w:color="C7D2DD" w:sz="6"/>
           <w:right w:val="single" w:color="C7D2DD" w:sz="6"/>
-          <w:insideH w:val="single" w:color="auto" w:sz="4"/>
-          <w:insideV w:val="single" w:color="auto" w:sz="4"/>
+          <w:insideH w:val="single" w:color="C7D2DD" w:sz="6"/>
+          <w:insideV w:val="single" w:color="C7D2DD" w:sz="6"/>
         </w:tblBorders>
       </w:tblPr>
       <w:tblGrid>
-        <w:gridCol w:w="100"/>
+        <w:gridCol w:w="2800"/>
+        <w:gridCol w:w="3560"/>
+        <w:gridCol w:w="3000"/>
       </w:tblGrid>
       <w:tr>
+        <w:trPr>
+          <w:cantSplit/>
+          <w:tblHeader/>
+        </w:trPr>
         <w:tc>
           <w:tcPr>
+            <w:tcW w:type="dxa" w:w="2800"/>
+            <w:shd w:fill="EEF4F8" w:color="auto" w:val="clear"/>
+            <w:tcMar>
+              <w:top w:type="dxa" w:w="60"/>
+              <w:left w:type="dxa" w:w="100"/>
+              <w:bottom w:type="dxa" w:w="60"/>
+              <w:right w:type="dxa" w:w="100"/>
+            </w:tcMar>
+          </w:tcPr>
+          <w:p>
+            <w:pPr>
+              <w:spacing w:after="0"/>
+            </w:pPr>
+            <w:r>
+              <w:rPr>
+                <w:b/>
+                <w:bCs/>
+                <w:color w:val="12355B"/>
+                <w:sz w:val="16"/>
+                <w:szCs w:val="16"/>
+              </w:rPr>
+              <w:t xml:space="preserve">CORE PROBLEM / GIVEN REPRESENTATION</w:t>
+            </w:r>
+          </w:p>
+        </w:tc>
+        <w:tc>
+          <w:tcPr>
+            <w:tcW w:type="dxa" w:w="3560"/>
+            <w:shd w:fill="EEF4F8" w:color="auto" w:val="clear"/>
+            <w:tcMar>
+              <w:top w:type="dxa" w:w="60"/>
+              <w:left w:type="dxa" w:w="100"/>
+              <w:bottom w:type="dxa" w:w="60"/>
+              <w:right w:type="dxa" w:w="100"/>
+            </w:tcMar>
+          </w:tcPr>
+          <w:p>
+            <w:pPr>
+              <w:spacing w:after="0"/>
+            </w:pPr>
+            <w:r>
+              <w:rPr>
+                <w:b/>
+                <w:bCs/>
+                <w:color w:val="12355B"/>
+                <w:sz w:val="16"/>
+                <w:szCs w:val="16"/>
+              </w:rPr>
+              <w:t xml:space="preserve">WORKING SPACE / CALCULATION STEPS</w:t>
+            </w:r>
+          </w:p>
+        </w:tc>
+        <w:tc>
+          <w:tcPr>
+            <w:tcW w:type="dxa" w:w="3000"/>
             <w:shd w:fill="FBF3E2" w:color="auto" w:val="clear"/>
             <w:tcMar>
               <w:top w:type="dxa" w:w="60"/>
-              <w:left w:type="dxa" w:w="120"/>
+              <w:left w:type="dxa" w:w="100"/>
               <w:bottom w:type="dxa" w:w="60"/>
-              <w:right w:type="dxa" w:w="120"/>
+              <w:right w:type="dxa" w:w="100"/>
             </w:tcMar>
           </w:tcPr>
           <w:p>
             <w:pPr>
-              <w:spacing w:after="0" w:line="320"/>
+              <w:spacing w:after="0"/>
+            </w:pPr>
+            <w:r>
+              <w:rPr>
+                <w:b/>
+                <w:bCs/>
+                <w:color w:val="B97A12"/>
+                <w:sz w:val="16"/>
+                <w:szCs w:val="16"/>
+              </w:rPr>
+              <w:t xml:space="preserve">EXPLAIN YOUR REASONING</w:t>
+            </w:r>
+          </w:p>
+        </w:tc>
+      </w:tr>
+      <w:tr>
+        <w:trPr>
+          <w:cantSplit/>
+        </w:trPr>
+        <w:tc>
+          <w:tcPr>
+            <w:tcW w:type="dxa" w:w="2800"/>
+            <w:tcMar>
+              <w:top w:type="dxa" w:w="80"/>
+              <w:left w:type="dxa" w:w="100"/>
+              <w:bottom w:type="dxa" w:w="80"/>
+              <w:right w:type="dxa" w:w="100"/>
+            </w:tcMar>
+            <w:vAlign w:val="top"/>
+          </w:tcPr>
+          <w:p>
+            <w:pPr>
+              <w:spacing w:after="60"/>
+            </w:pPr>
+            <w:r>
+              <w:rPr>
+                <w:b/>
+                <w:bCs/>
+                <w:color w:val="12355B"/>
+                <w:sz w:val="21"/>
+                <w:szCs w:val="21"/>
+              </w:rPr>
+              <w:t xml:space="preserve">2.  </w:t>
+            </w:r>
+            <w:r>
+              <w:rPr>
+                <w:b/>
+                <w:bCs/>
+                <w:sz w:val="20"/>
+                <w:szCs w:val="20"/>
+              </w:rPr>
+              <w:t xml:space="preserve">What is the first step in evaluating 2 1/2 ÷ 1/4?</w:t>
+            </w:r>
+          </w:p>
+          <w:p>
+            <w:pPr>
+              <w:spacing w:after="30"/>
+              <w:ind w:left="180"/>
+            </w:pPr>
+            <w:r>
+              <w:rPr>
+                <w:sz w:val="19"/>
+                <w:szCs w:val="19"/>
+              </w:rPr>
+              <w:t xml:space="preserve">A)  Rewrite 2 1/2 as the improper fraction 5/2</w:t>
+            </w:r>
+          </w:p>
+          <w:p>
+            <w:pPr>
+              <w:spacing w:after="30"/>
+              <w:ind w:left="180"/>
+            </w:pPr>
+            <w:r>
+              <w:rPr>
+                <w:sz w:val="19"/>
+                <w:szCs w:val="19"/>
+              </w:rPr>
+              <w:t xml:space="preserve">B)  Flip 2 1/2 to 1/2 2</w:t>
+            </w:r>
+          </w:p>
+          <w:p>
+            <w:pPr>
+              <w:spacing w:after="30"/>
+              <w:ind w:left="180"/>
+            </w:pPr>
+            <w:r>
+              <w:rPr>
+                <w:sz w:val="19"/>
+                <w:szCs w:val="19"/>
+              </w:rPr>
+              <w:t xml:space="preserve">C)  Divide 2 by 1/4 and ignore the half</w:t>
+            </w:r>
+          </w:p>
+          <w:p>
+            <w:pPr>
+              <w:spacing w:after="30"/>
+              <w:ind w:left="180"/>
+            </w:pPr>
+            <w:r>
+              <w:rPr>
+                <w:sz w:val="19"/>
+                <w:szCs w:val="19"/>
+              </w:rPr>
+              <w:t xml:space="preserve">D)  Add 2 + 1/2 + 1/4</w:t>
+            </w:r>
+          </w:p>
+        </w:tc>
+        <w:tc>
+          <w:tcPr>
+            <w:tcW w:type="dxa" w:w="3560"/>
+            <w:tcMar>
+              <w:top w:type="dxa" w:w="80"/>
+              <w:left w:type="dxa" w:w="100"/>
+              <w:bottom w:type="dxa" w:w="80"/>
+              <w:right w:type="dxa" w:w="100"/>
+            </w:tcMar>
+            <w:vAlign w:val="top"/>
+          </w:tcPr>
+          <w:p>
+            <w:pPr>
+              <w:spacing w:after="40"/>
+            </w:pPr>
+            <w:r>
+              <w:rPr>
+                <w:b/>
+                <w:bCs/>
+                <w:color w:val="1FA6A2"/>
+                <w:sz w:val="19"/>
+                <w:szCs w:val="19"/>
+              </w:rPr>
+              <w:t xml:space="preserve">Solution:  </w:t>
+            </w:r>
+            <w:r>
+              <w:rPr>
+                <w:b/>
+                <w:bCs/>
+                <w:sz w:val="19"/>
+                <w:szCs w:val="19"/>
+              </w:rPr>
+              <w:t xml:space="preserve">A)  Rewrite 2 1/2 as the improper fraction 5/2</w:t>
+            </w:r>
+          </w:p>
+          <w:p>
+            <w:pPr>
+              <w:spacing w:after="40"/>
+            </w:pPr>
+            <w:r>
+              <w:rPr>
+                <w:i/>
+                <w:iCs/>
+                <w:color w:val="5F6F80"/>
+                <w:sz w:val="18"/>
+                <w:szCs w:val="18"/>
+              </w:rPr>
+              <w:t xml:space="preserve">A mixed number cannot be flipped or multiplied as it stands, so rewrite it first: 2 1/2 = 5/2. Then multiplying by the reciprocal gives 5/2 × 4/1 = 10.</w:t>
+            </w:r>
+          </w:p>
+          <w:p>
+            <w:pPr>
+              <w:pBdr>
+                <w:bottom w:val="single" w:color="AFBECC" w:sz="6"/>
+              </w:pBdr>
+              <w:spacing w:after="30" w:before="150"/>
             </w:pPr>
             <w:r>
               <w:t xml:space="preserve"/>
@@ -4167,7 +4926,125 @@
           </w:p>
           <w:p>
             <w:pPr>
-              <w:spacing w:after="0" w:line="320"/>
+              <w:pBdr>
+                <w:bottom w:val="single" w:color="AFBECC" w:sz="6"/>
+              </w:pBdr>
+              <w:spacing w:after="30" w:before="150"/>
+            </w:pPr>
+            <w:r>
+              <w:t xml:space="preserve"/>
+            </w:r>
+          </w:p>
+        </w:tc>
+        <w:tc>
+          <w:tcPr>
+            <w:tcW w:type="dxa" w:w="3000"/>
+            <w:shd w:fill="FBF3E2" w:color="auto" w:val="clear"/>
+            <w:tcMar>
+              <w:top w:type="dxa" w:w="80"/>
+              <w:left w:type="dxa" w:w="100"/>
+              <w:bottom w:type="dxa" w:w="80"/>
+              <w:right w:type="dxa" w:w="100"/>
+            </w:tcMar>
+            <w:vAlign w:val="top"/>
+          </w:tcPr>
+          <w:p>
+            <w:pPr>
+              <w:spacing w:after="40"/>
+            </w:pPr>
+            <w:r>
+              <w:rPr>
+                <w:b/>
+                <w:bCs/>
+                <w:color w:val="12355B"/>
+                <w:sz w:val="19"/>
+                <w:szCs w:val="19"/>
+              </w:rPr>
+              <w:t xml:space="preserve">Because... </w:t>
+            </w:r>
+            <w:r>
+              <w:rPr>
+                <w:color w:val="AFBECC"/>
+                <w:sz w:val="19"/>
+                <w:szCs w:val="19"/>
+              </w:rPr>
+              <w:t xml:space="preserve">________________</w:t>
+            </w:r>
+          </w:p>
+          <w:p>
+            <w:pPr>
+              <w:pBdr>
+                <w:bottom w:val="single" w:color="AFBECC" w:sz="6"/>
+              </w:pBdr>
+              <w:spacing w:after="30" w:before="150"/>
+            </w:pPr>
+            <w:r>
+              <w:t xml:space="preserve"/>
+            </w:r>
+          </w:p>
+          <w:p>
+            <w:pPr>
+              <w:spacing w:after="40" w:before="80"/>
+            </w:pPr>
+            <w:r>
+              <w:rPr>
+                <w:b/>
+                <w:bCs/>
+                <w:color w:val="6B4FA0"/>
+                <w:sz w:val="19"/>
+                <w:szCs w:val="19"/>
+              </w:rPr>
+              <w:t xml:space="preserve">Although... </w:t>
+            </w:r>
+            <w:r>
+              <w:rPr>
+                <w:color w:val="AFBECC"/>
+                <w:sz w:val="19"/>
+                <w:szCs w:val="19"/>
+              </w:rPr>
+              <w:t xml:space="preserve">_______________</w:t>
+            </w:r>
+          </w:p>
+          <w:p>
+            <w:pPr>
+              <w:pBdr>
+                <w:bottom w:val="single" w:color="AFBECC" w:sz="6"/>
+              </w:pBdr>
+              <w:spacing w:after="30" w:before="150"/>
+            </w:pPr>
+            <w:r>
+              <w:t xml:space="preserve"/>
+            </w:r>
+          </w:p>
+          <w:p>
+            <w:pPr>
+              <w:spacing w:after="40" w:before="80"/>
+            </w:pPr>
+            <w:r>
+              <w:rPr>
+                <w:b/>
+                <w:bCs/>
+                <w:color w:val="1FA6A2"/>
+                <w:sz w:val="19"/>
+                <w:szCs w:val="19"/>
+              </w:rPr>
+              <w:t xml:space="preserve">Therefore... </w:t>
+            </w:r>
+            <w:r>
+              <w:rPr>
+                <w:color w:val="AFBECC"/>
+                <w:sz w:val="19"/>
+                <w:szCs w:val="19"/>
+              </w:rPr>
+              <w:t xml:space="preserve">______________</w:t>
+            </w:r>
+          </w:p>
+          <w:p>
+            <w:pPr>
+              <w:pBdr>
+                <w:bottom w:val="single" w:color="AFBECC" w:sz="6"/>
+              </w:pBdr>
+              <w:spacing w:after="30" w:before="150"/>
             </w:pPr>
             <w:r>
               <w:t xml:space="preserve"/>
@@ -4178,84 +5055,7 @@
     </w:tbl>
     <w:p>
       <w:pPr>
-        <w:keepNext/>
-        <w:spacing w:after="60" w:before="160"/>
-      </w:pPr>
-      <w:r>
-        <w:rPr>
-          <w:b/>
-          <w:bCs/>
-          <w:color w:val="12355B"/>
-          <w:sz w:val="22"/>
-          <w:szCs w:val="22"/>
-        </w:rPr>
-        <w:t xml:space="preserve">3.  </w:t>
-      </w:r>
-      <w:r>
-        <w:rPr>
-          <w:b/>
-          <w:bCs/>
-          <w:sz w:val="21"/>
-          <w:szCs w:val="21"/>
-        </w:rPr>
-        <w:t xml:space="preserve">What is 2/3 ÷ 1/3?</w:t>
-      </w:r>
-    </w:p>
-    <w:p>
-      <w:pPr>
-        <w:spacing w:after="40"/>
-        <w:ind w:left="420"/>
-      </w:pPr>
-      <w:r>
-        <w:rPr>
-          <w:sz w:val="20"/>
-          <w:szCs w:val="20"/>
-        </w:rPr>
-        <w:t xml:space="preserve">A)  1/2</w:t>
-      </w:r>
-    </w:p>
-    <w:p>
-      <w:pPr>
-        <w:spacing w:after="40"/>
-        <w:ind w:left="420"/>
-      </w:pPr>
-      <w:r>
-        <w:rPr>
-          <w:sz w:val="20"/>
-          <w:szCs w:val="20"/>
-        </w:rPr>
-        <w:t xml:space="preserve">B)  2</w:t>
-      </w:r>
-    </w:p>
-    <w:p>
-      <w:pPr>
-        <w:spacing w:after="40"/>
-        <w:ind w:left="420"/>
-      </w:pPr>
-      <w:r>
-        <w:rPr>
-          <w:sz w:val="20"/>
-          <w:szCs w:val="20"/>
-        </w:rPr>
-        <w:t xml:space="preserve">C)  2/9</w:t>
-      </w:r>
-    </w:p>
-    <w:p>
-      <w:pPr>
-        <w:spacing w:after="40"/>
-        <w:ind w:left="420"/>
-      </w:pPr>
-      <w:r>
-        <w:rPr>
-          <w:sz w:val="20"/>
-          <w:szCs w:val="20"/>
-        </w:rPr>
-        <w:t xml:space="preserve">D)  6</w:t>
-      </w:r>
-    </w:p>
-    <w:p>
-      <w:pPr>
-        <w:spacing w:after="20"/>
+        <w:spacing w:after="80"/>
       </w:pPr>
       <w:r>
         <w:t xml:space="preserve"/>
@@ -4263,33 +5063,256 @@
     </w:p>
     <w:tbl>
       <w:tblPr>
-        <w:tblW w:type="pct" w:w="100%"/>
+        <w:tblW w:type="dxa" w:w="9360"/>
         <w:tblBorders>
           <w:top w:val="single" w:color="C7D2DD" w:sz="6"/>
           <w:left w:val="single" w:color="C7D2DD" w:sz="6"/>
           <w:bottom w:val="single" w:color="C7D2DD" w:sz="6"/>
           <w:right w:val="single" w:color="C7D2DD" w:sz="6"/>
-          <w:insideH w:val="single" w:color="auto" w:sz="4"/>
-          <w:insideV w:val="single" w:color="auto" w:sz="4"/>
+          <w:insideH w:val="single" w:color="C7D2DD" w:sz="6"/>
+          <w:insideV w:val="single" w:color="C7D2DD" w:sz="6"/>
         </w:tblBorders>
       </w:tblPr>
       <w:tblGrid>
-        <w:gridCol w:w="100"/>
+        <w:gridCol w:w="2800"/>
+        <w:gridCol w:w="3560"/>
+        <w:gridCol w:w="3000"/>
       </w:tblGrid>
       <w:tr>
+        <w:trPr>
+          <w:cantSplit/>
+          <w:tblHeader/>
+        </w:trPr>
         <w:tc>
           <w:tcPr>
+            <w:tcW w:type="dxa" w:w="2800"/>
+            <w:shd w:fill="EEF4F8" w:color="auto" w:val="clear"/>
+            <w:tcMar>
+              <w:top w:type="dxa" w:w="60"/>
+              <w:left w:type="dxa" w:w="100"/>
+              <w:bottom w:type="dxa" w:w="60"/>
+              <w:right w:type="dxa" w:w="100"/>
+            </w:tcMar>
+          </w:tcPr>
+          <w:p>
+            <w:pPr>
+              <w:spacing w:after="0"/>
+            </w:pPr>
+            <w:r>
+              <w:rPr>
+                <w:b/>
+                <w:bCs/>
+                <w:color w:val="12355B"/>
+                <w:sz w:val="16"/>
+                <w:szCs w:val="16"/>
+              </w:rPr>
+              <w:t xml:space="preserve">CORE PROBLEM / GIVEN REPRESENTATION</w:t>
+            </w:r>
+          </w:p>
+        </w:tc>
+        <w:tc>
+          <w:tcPr>
+            <w:tcW w:type="dxa" w:w="3560"/>
+            <w:shd w:fill="EEF4F8" w:color="auto" w:val="clear"/>
+            <w:tcMar>
+              <w:top w:type="dxa" w:w="60"/>
+              <w:left w:type="dxa" w:w="100"/>
+              <w:bottom w:type="dxa" w:w="60"/>
+              <w:right w:type="dxa" w:w="100"/>
+            </w:tcMar>
+          </w:tcPr>
+          <w:p>
+            <w:pPr>
+              <w:spacing w:after="0"/>
+            </w:pPr>
+            <w:r>
+              <w:rPr>
+                <w:b/>
+                <w:bCs/>
+                <w:color w:val="12355B"/>
+                <w:sz w:val="16"/>
+                <w:szCs w:val="16"/>
+              </w:rPr>
+              <w:t xml:space="preserve">WORKING SPACE / CALCULATION STEPS</w:t>
+            </w:r>
+          </w:p>
+        </w:tc>
+        <w:tc>
+          <w:tcPr>
+            <w:tcW w:type="dxa" w:w="3000"/>
             <w:shd w:fill="FBF3E2" w:color="auto" w:val="clear"/>
             <w:tcMar>
               <w:top w:type="dxa" w:w="60"/>
-              <w:left w:type="dxa" w:w="120"/>
+              <w:left w:type="dxa" w:w="100"/>
               <w:bottom w:type="dxa" w:w="60"/>
-              <w:right w:type="dxa" w:w="120"/>
+              <w:right w:type="dxa" w:w="100"/>
             </w:tcMar>
           </w:tcPr>
           <w:p>
             <w:pPr>
-              <w:spacing w:after="0" w:line="320"/>
+              <w:spacing w:after="0"/>
+            </w:pPr>
+            <w:r>
+              <w:rPr>
+                <w:b/>
+                <w:bCs/>
+                <w:color w:val="B97A12"/>
+                <w:sz w:val="16"/>
+                <w:szCs w:val="16"/>
+              </w:rPr>
+              <w:t xml:space="preserve">EXPLAIN YOUR REASONING</w:t>
+            </w:r>
+          </w:p>
+        </w:tc>
+      </w:tr>
+      <w:tr>
+        <w:trPr>
+          <w:cantSplit/>
+        </w:trPr>
+        <w:tc>
+          <w:tcPr>
+            <w:tcW w:type="dxa" w:w="2800"/>
+            <w:tcMar>
+              <w:top w:type="dxa" w:w="80"/>
+              <w:left w:type="dxa" w:w="100"/>
+              <w:bottom w:type="dxa" w:w="80"/>
+              <w:right w:type="dxa" w:w="100"/>
+            </w:tcMar>
+            <w:vAlign w:val="top"/>
+          </w:tcPr>
+          <w:p>
+            <w:pPr>
+              <w:spacing w:after="60"/>
+            </w:pPr>
+            <w:r>
+              <w:rPr>
+                <w:b/>
+                <w:bCs/>
+                <w:color w:val="12355B"/>
+                <w:sz w:val="21"/>
+                <w:szCs w:val="21"/>
+              </w:rPr>
+              <w:t xml:space="preserve">3.  </w:t>
+            </w:r>
+            <w:r>
+              <w:rPr>
+                <w:b/>
+                <w:bCs/>
+                <w:sz w:val="20"/>
+                <w:szCs w:val="20"/>
+              </w:rPr>
+              <w:t xml:space="preserve">What is 2/3 ÷ 1/3?</w:t>
+            </w:r>
+          </w:p>
+          <w:p>
+            <w:pPr>
+              <w:spacing w:after="30"/>
+              <w:ind w:left="180"/>
+            </w:pPr>
+            <w:r>
+              <w:rPr>
+                <w:sz w:val="19"/>
+                <w:szCs w:val="19"/>
+              </w:rPr>
+              <w:t xml:space="preserve">A)  1/2</w:t>
+            </w:r>
+          </w:p>
+          <w:p>
+            <w:pPr>
+              <w:spacing w:after="30"/>
+              <w:ind w:left="180"/>
+            </w:pPr>
+            <w:r>
+              <w:rPr>
+                <w:sz w:val="19"/>
+                <w:szCs w:val="19"/>
+              </w:rPr>
+              <w:t xml:space="preserve">B)  2</w:t>
+            </w:r>
+          </w:p>
+          <w:p>
+            <w:pPr>
+              <w:spacing w:after="30"/>
+              <w:ind w:left="180"/>
+            </w:pPr>
+            <w:r>
+              <w:rPr>
+                <w:sz w:val="19"/>
+                <w:szCs w:val="19"/>
+              </w:rPr>
+              <w:t xml:space="preserve">C)  2/9</w:t>
+            </w:r>
+          </w:p>
+          <w:p>
+            <w:pPr>
+              <w:spacing w:after="30"/>
+              <w:ind w:left="180"/>
+            </w:pPr>
+            <w:r>
+              <w:rPr>
+                <w:sz w:val="19"/>
+                <w:szCs w:val="19"/>
+              </w:rPr>
+              <w:t xml:space="preserve">D)  6</w:t>
+            </w:r>
+          </w:p>
+        </w:tc>
+        <w:tc>
+          <w:tcPr>
+            <w:tcW w:type="dxa" w:w="3560"/>
+            <w:tcMar>
+              <w:top w:type="dxa" w:w="80"/>
+              <w:left w:type="dxa" w:w="100"/>
+              <w:bottom w:type="dxa" w:w="80"/>
+              <w:right w:type="dxa" w:w="100"/>
+            </w:tcMar>
+            <w:vAlign w:val="top"/>
+          </w:tcPr>
+          <w:p>
+            <w:pPr>
+              <w:spacing w:after="40"/>
+            </w:pPr>
+            <w:r>
+              <w:rPr>
+                <w:b/>
+                <w:bCs/>
+                <w:color w:val="1FA6A2"/>
+                <w:sz w:val="19"/>
+                <w:szCs w:val="19"/>
+              </w:rPr>
+              <w:t xml:space="preserve">Solution:  </w:t>
+            </w:r>
+            <w:r>
+              <w:rPr>
+                <w:b/>
+                <w:bCs/>
+                <w:sz w:val="19"/>
+                <w:szCs w:val="19"/>
+              </w:rPr>
+              <w:t xml:space="preserve">B)  2</w:t>
+            </w:r>
+          </w:p>
+          <w:p>
+            <w:pPr>
+              <w:spacing w:after="40"/>
+            </w:pPr>
+            <w:r>
+              <w:rPr>
+                <w:i/>
+                <w:iCs/>
+                <w:color w:val="5F6F80"/>
+                <w:sz w:val="18"/>
+                <w:szCs w:val="18"/>
+              </w:rPr>
+              <w:t xml:space="preserve">2/3 ÷ 1/3 = 2/3 × 3/1 = 6/3 = 2. Two 1/3-size pieces fit into 2/3.</w:t>
+            </w:r>
+          </w:p>
+          <w:p>
+            <w:pPr>
+              <w:pBdr>
+                <w:bottom w:val="single" w:color="AFBECC" w:sz="6"/>
+              </w:pBdr>
+              <w:spacing w:after="30" w:before="150"/>
             </w:pPr>
             <w:r>
               <w:t xml:space="preserve"/>
@@ -4297,7 +5320,125 @@
           </w:p>
           <w:p>
             <w:pPr>
-              <w:spacing w:after="0" w:line="320"/>
+              <w:pBdr>
+                <w:bottom w:val="single" w:color="AFBECC" w:sz="6"/>
+              </w:pBdr>
+              <w:spacing w:after="30" w:before="150"/>
+            </w:pPr>
+            <w:r>
+              <w:t xml:space="preserve"/>
+            </w:r>
+          </w:p>
+        </w:tc>
+        <w:tc>
+          <w:tcPr>
+            <w:tcW w:type="dxa" w:w="3000"/>
+            <w:shd w:fill="FBF3E2" w:color="auto" w:val="clear"/>
+            <w:tcMar>
+              <w:top w:type="dxa" w:w="80"/>
+              <w:left w:type="dxa" w:w="100"/>
+              <w:bottom w:type="dxa" w:w="80"/>
+              <w:right w:type="dxa" w:w="100"/>
+            </w:tcMar>
+            <w:vAlign w:val="top"/>
+          </w:tcPr>
+          <w:p>
+            <w:pPr>
+              <w:spacing w:after="40"/>
+            </w:pPr>
+            <w:r>
+              <w:rPr>
+                <w:b/>
+                <w:bCs/>
+                <w:color w:val="12355B"/>
+                <w:sz w:val="19"/>
+                <w:szCs w:val="19"/>
+              </w:rPr>
+              <w:t xml:space="preserve">Because... </w:t>
+            </w:r>
+            <w:r>
+              <w:rPr>
+                <w:color w:val="AFBECC"/>
+                <w:sz w:val="19"/>
+                <w:szCs w:val="19"/>
+              </w:rPr>
+              <w:t xml:space="preserve">________________</w:t>
+            </w:r>
+          </w:p>
+          <w:p>
+            <w:pPr>
+              <w:pBdr>
+                <w:bottom w:val="single" w:color="AFBECC" w:sz="6"/>
+              </w:pBdr>
+              <w:spacing w:after="30" w:before="150"/>
+            </w:pPr>
+            <w:r>
+              <w:t xml:space="preserve"/>
+            </w:r>
+          </w:p>
+          <w:p>
+            <w:pPr>
+              <w:spacing w:after="40" w:before="80"/>
+            </w:pPr>
+            <w:r>
+              <w:rPr>
+                <w:b/>
+                <w:bCs/>
+                <w:color w:val="6B4FA0"/>
+                <w:sz w:val="19"/>
+                <w:szCs w:val="19"/>
+              </w:rPr>
+              <w:t xml:space="preserve">Although... </w:t>
+            </w:r>
+            <w:r>
+              <w:rPr>
+                <w:color w:val="AFBECC"/>
+                <w:sz w:val="19"/>
+                <w:szCs w:val="19"/>
+              </w:rPr>
+              <w:t xml:space="preserve">_______________</w:t>
+            </w:r>
+          </w:p>
+          <w:p>
+            <w:pPr>
+              <w:pBdr>
+                <w:bottom w:val="single" w:color="AFBECC" w:sz="6"/>
+              </w:pBdr>
+              <w:spacing w:after="30" w:before="150"/>
+            </w:pPr>
+            <w:r>
+              <w:t xml:space="preserve"/>
+            </w:r>
+          </w:p>
+          <w:p>
+            <w:pPr>
+              <w:spacing w:after="40" w:before="80"/>
+            </w:pPr>
+            <w:r>
+              <w:rPr>
+                <w:b/>
+                <w:bCs/>
+                <w:color w:val="1FA6A2"/>
+                <w:sz w:val="19"/>
+                <w:szCs w:val="19"/>
+              </w:rPr>
+              <w:t xml:space="preserve">Therefore... </w:t>
+            </w:r>
+            <w:r>
+              <w:rPr>
+                <w:color w:val="AFBECC"/>
+                <w:sz w:val="19"/>
+                <w:szCs w:val="19"/>
+              </w:rPr>
+              <w:t xml:space="preserve">______________</w:t>
+            </w:r>
+          </w:p>
+          <w:p>
+            <w:pPr>
+              <w:pBdr>
+                <w:bottom w:val="single" w:color="AFBECC" w:sz="6"/>
+              </w:pBdr>
+              <w:spacing w:after="30" w:before="150"/>
             </w:pPr>
             <w:r>
               <w:t xml:space="preserve"/>
@@ -4306,6 +5447,14 @@
         </w:tc>
       </w:tr>
     </w:tbl>
+    <w:p>
+      <w:pPr>
+        <w:spacing w:after="80"/>
+      </w:pPr>
+      <w:r>
+        <w:t xml:space="preserve"/>
+      </w:r>
+    </w:p>
     <w:p>
       <w:pPr>
         <w:pStyle w:val="Heading1"/>
@@ -4424,6 +5573,149 @@
         <w:t xml:space="preserve"/>
       </w:r>
     </w:p>
+    <w:p>
+      <w:pPr>
+        <w:spacing w:after="60"/>
+      </w:pPr>
+      <w:r>
+        <w:t xml:space="preserve"/>
+      </w:r>
+    </w:p>
+    <w:tbl>
+      <w:tblPr>
+        <w:tblW w:type="dxa" w:w="9360"/>
+        <w:tblBorders>
+          <w:top w:val="single" w:color="C7D2DD" w:sz="6"/>
+          <w:left w:val="single" w:color="C7D2DD" w:sz="6"/>
+          <w:bottom w:val="single" w:color="C7D2DD" w:sz="6"/>
+          <w:right w:val="single" w:color="C7D2DD" w:sz="6"/>
+          <w:insideH w:val="single" w:color="C7D2DD" w:sz="6"/>
+          <w:insideV w:val="single" w:color="C7D2DD" w:sz="6"/>
+        </w:tblBorders>
+      </w:tblPr>
+      <w:tblGrid>
+        <w:gridCol w:w="3120"/>
+        <w:gridCol w:w="3120"/>
+        <w:gridCol w:w="3120"/>
+      </w:tblGrid>
+      <w:tr>
+        <w:trPr>
+          <w:cantSplit/>
+          <w:tblHeader/>
+        </w:trPr>
+        <w:tc>
+          <w:tcPr>
+            <w:tcW w:type="dxa" w:w="9360"/>
+            <w:gridSpan w:val="3"/>
+            <w:shd w:fill="EEF4F8" w:color="auto" w:val="clear"/>
+            <w:tcMar>
+              <w:top w:type="dxa" w:w="60"/>
+              <w:left w:type="dxa" w:w="100"/>
+              <w:bottom w:type="dxa" w:w="60"/>
+              <w:right w:type="dxa" w:w="100"/>
+            </w:tcMar>
+          </w:tcPr>
+          <w:p>
+            <w:pPr>
+              <w:spacing w:after="0"/>
+            </w:pPr>
+            <w:r>
+              <w:rPr>
+                <w:b/>
+                <w:bCs/>
+                <w:color w:val="12355B"/>
+                <w:sz w:val="18"/>
+                <w:szCs w:val="18"/>
+              </w:rPr>
+              <w:t xml:space="preserve">EXIT CHECK · 3-POINT SELF-ASSESSMENT CHECKLIST</w:t>
+            </w:r>
+          </w:p>
+        </w:tc>
+      </w:tr>
+      <w:tr>
+        <w:trPr>
+          <w:cantSplit/>
+        </w:trPr>
+        <w:tc>
+          <w:tcPr>
+            <w:tcW w:type="dxa" w:w="3120"/>
+            <w:tcMar>
+              <w:top w:type="dxa" w:w="80"/>
+              <w:left w:type="dxa" w:w="100"/>
+              <w:bottom w:type="dxa" w:w="80"/>
+              <w:right w:type="dxa" w:w="100"/>
+            </w:tcMar>
+          </w:tcPr>
+          <w:p>
+            <w:pPr>
+              <w:spacing w:after="0"/>
+            </w:pPr>
+            <w:r>
+              <w:rPr>
+                <w:b/>
+                <w:bCs/>
+                <w:color w:val="1A2733"/>
+                <w:sz w:val="18"/>
+                <w:szCs w:val="18"/>
+              </w:rPr>
+              <w:t xml:space="preserve">☐ 1. Units &amp; Labels Verified</w:t>
+            </w:r>
+          </w:p>
+        </w:tc>
+        <w:tc>
+          <w:tcPr>
+            <w:tcW w:type="dxa" w:w="3120"/>
+            <w:tcMar>
+              <w:top w:type="dxa" w:w="80"/>
+              <w:left w:type="dxa" w:w="100"/>
+              <w:bottom w:type="dxa" w:w="80"/>
+              <w:right w:type="dxa" w:w="100"/>
+            </w:tcMar>
+          </w:tcPr>
+          <w:p>
+            <w:pPr>
+              <w:spacing w:after="0"/>
+            </w:pPr>
+            <w:r>
+              <w:rPr>
+                <w:b/>
+                <w:bCs/>
+                <w:color w:val="1A2733"/>
+                <w:sz w:val="18"/>
+                <w:szCs w:val="18"/>
+              </w:rPr>
+              <w:t xml:space="preserve">☐ 2. Reasoning Stated (Because / Although / Therefore)</w:t>
+            </w:r>
+          </w:p>
+        </w:tc>
+        <w:tc>
+          <w:tcPr>
+            <w:tcW w:type="dxa" w:w="3120"/>
+            <w:tcMar>
+              <w:top w:type="dxa" w:w="80"/>
+              <w:left w:type="dxa" w:w="100"/>
+              <w:bottom w:type="dxa" w:w="80"/>
+              <w:right w:type="dxa" w:w="100"/>
+            </w:tcMar>
+          </w:tcPr>
+          <w:p>
+            <w:pPr>
+              <w:spacing w:after="0"/>
+            </w:pPr>
+            <w:r>
+              <w:rPr>
+                <w:b/>
+                <w:bCs/>
+                <w:color w:val="1A2733"/>
+                <w:sz w:val="18"/>
+                <w:szCs w:val="18"/>
+              </w:rPr>
+              <w:t xml:space="preserve">☐ 3. Calculations Double-Checked</w:t>
+            </w:r>
+          </w:p>
+        </w:tc>
+      </w:tr>
+    </w:tbl>
     <w:p>
       <w:pPr>
         <w:pStyle w:val="Heading1"/>
@@ -4819,7 +6111,7 @@
           <w:sz w:val="19"/>
           <w:szCs w:val="19"/>
         </w:rPr>
-        <w:t xml:space="preserve">  — A mixed number cannot be flipped or multiplied as it stands, so rewrite it first: 2 1/2 = 5/2. Then Keep, Change, Flip gives 5/2 × 4/1 = 10.</w:t>
+        <w:t xml:space="preserve">  — A mixed number cannot be flipped or multiplied as it stands, so rewrite it first: 2 1/2 = 5/2. Then multiplying by the reciprocal gives 5/2 × 4/1 = 10.</w:t>
       </w:r>
     </w:p>
     <w:p>
@@ -4902,30 +6194,23 @@
     </w:p>
     <w:p>
       <w:pPr>
-        <w:pStyle w:val="Heading2"/>
-        <w:spacing w:after="80" w:before="180"/>
-      </w:pPr>
-      <w:r>
-        <w:rPr>
-          <w:b/>
-          <w:bCs/>
-          <w:color w:val="12355B"/>
-          <w:sz w:val="24"/>
-          <w:szCs w:val="24"/>
-        </w:rPr>
-        <w:t xml:space="preserve">Exit Ticket</w:t>
-      </w:r>
-    </w:p>
-    <w:p>
-      <w:pPr>
         <w:spacing w:after="80"/>
       </w:pPr>
       <w:r>
         <w:rPr>
-          <w:sz w:val="21"/>
-          <w:szCs w:val="21"/>
-        </w:rPr>
-        <w:t xml:space="preserve">C)  10</w:t>
+          <w:b/>
+          <w:bCs/>
+          <w:sz w:val="21"/>
+          <w:szCs w:val="21"/>
+        </w:rPr>
+        <w:t xml:space="preserve">5.  </w:t>
+      </w:r>
+      <w:r>
+        <w:rPr>
+          <w:sz w:val="21"/>
+          <w:szCs w:val="21"/>
+        </w:rPr>
+        <w:t xml:space="preserve">B)  1/2 pound</w:t>
       </w:r>
       <w:r>
         <w:rPr>
@@ -4935,7 +6220,76 @@
           <w:sz w:val="19"/>
           <w:szCs w:val="19"/>
         </w:rPr>
-        <w:t xml:space="preserve">  — 5/6 ÷ 1/12 = 10. Using the reciprocal, 5/6 × 12/1 = 60/6 = 10. Since 5/6 = 10/12, ten 1/12-foot pieces fit into the board.</w:t>
+        <w:t xml:space="preserve">  — 3/4 of the bag is 3/8 pound, so 1/4 of the bag is 1/8 pound and the whole bag (4 fourths) is 4/8 = 1/2 pound. The shortcut agrees: 3/8 ÷ 3/4 = 3/8 × 4/3 = 12/24 = 1/2. Check: 3/4 × 1/2 = 3/8.</w:t>
+      </w:r>
+    </w:p>
+    <w:p>
+      <w:pPr>
+        <w:spacing w:after="80"/>
+      </w:pPr>
+      <w:r>
+        <w:rPr>
+          <w:b/>
+          <w:bCs/>
+          <w:sz w:val="21"/>
+          <w:szCs w:val="21"/>
+        </w:rPr>
+        <w:t xml:space="preserve">6.  </w:t>
+      </w:r>
+      <w:r>
+        <w:rPr>
+          <w:sz w:val="21"/>
+          <w:szCs w:val="21"/>
+        </w:rPr>
+        <w:t xml:space="preserve">C)  4/5 box</w:t>
+      </w:r>
+      <w:r>
+        <w:rPr>
+          <w:i/>
+          <w:iCs/>
+          <w:color w:val="5F6F80"/>
+          <w:sz w:val="19"/>
+          <w:szCs w:val="19"/>
+        </w:rPr>
+        <w:t xml:space="preserve">  — 2/5 ÷ 1/2 asks how much is in one whole hour. Half an hour fills 2/5 of a box, so a full hour (2 halves) fills 2 × 2/5 = 4/5 of a box. Shortcut: 2/5 × 2/1 = 4/5. Check: 1/2 × 4/5 = 4/10 = 2/5.</w:t>
+      </w:r>
+    </w:p>
+    <w:p>
+      <w:pPr>
+        <w:pStyle w:val="Heading2"/>
+        <w:spacing w:after="80" w:before="180"/>
+      </w:pPr>
+      <w:r>
+        <w:rPr>
+          <w:b/>
+          <w:bCs/>
+          <w:color w:val="12355B"/>
+          <w:sz w:val="24"/>
+          <w:szCs w:val="24"/>
+        </w:rPr>
+        <w:t xml:space="preserve">Exit Ticket</w:t>
+      </w:r>
+    </w:p>
+    <w:p>
+      <w:pPr>
+        <w:spacing w:after="80"/>
+      </w:pPr>
+      <w:r>
+        <w:rPr>
+          <w:sz w:val="21"/>
+          <w:szCs w:val="21"/>
+        </w:rPr>
+        <w:t xml:space="preserve">C)  10</w:t>
+      </w:r>
+      <w:r>
+        <w:rPr>
+          <w:i/>
+          <w:iCs/>
+          <w:color w:val="5F6F80"/>
+          <w:sz w:val="19"/>
+          <w:szCs w:val="19"/>
+        </w:rPr>
+        <w:t xml:space="preserve">  — 5/6 ÷ 1/12 = 10. Using the reciprocal, 5/6 × 12/1 = 60/6 = 10. Since 5/6 = 10/12, ten 1/12-foot pieces fit into the board. Check by multiplying: 10 × 1/12 = 10/12 = 5/6.</w:t>
       </w:r>
     </w:p>
     <w:p>
